--- a/PySupport/PreCudaParser/branch_eliminator_prompt.docx
+++ b/PySupport/PreCudaParser/branch_eliminator_prompt.docx
@@ -5,12 +5,60 @@
     <w:p>
       <w:pPr>
         <w:spacing w:after="0" w:line="240" w:lineRule="auto"/>
-      </w:pPr>
-      <w:r>
-        <w:t>You are transforming a sequence of expressions, written in Java or C++, that replace any branching implied by the ternary operator with explicit pre-evaluation of the alternative values and then selecting one of the pre-computed alternatives. For example</w:t>
-      </w:r>
-      <w:r>
-        <w:t xml:space="preserve">, the </w:t>
+        <w:rPr>
+          <w:b/>
+          <w:bCs/>
+        </w:rPr>
+      </w:pPr>
+      <w:r>
+        <w:rPr>
+          <w:b/>
+          <w:bCs/>
+        </w:rPr>
+        <w:t>Removing ternary IF Expressions</w:t>
+      </w:r>
+    </w:p>
+    <w:p>
+      <w:pPr>
+        <w:spacing w:after="0" w:line="240" w:lineRule="auto"/>
+      </w:pPr>
+    </w:p>
+    <w:p>
+      <w:pPr>
+        <w:spacing w:after="0" w:line="240" w:lineRule="auto"/>
+      </w:pPr>
+      <w:r>
+        <w:t xml:space="preserve">You are transforming C++ or Java </w:t>
+      </w:r>
+      <w:r>
+        <w:t xml:space="preserve">“main” </w:t>
+      </w:r>
+      <w:r>
+        <w:t>methods to remove ternary expressions. You will</w:t>
+      </w:r>
+      <w:r>
+        <w:t xml:space="preserve"> replace any branching implied by the ternary operator</w:t>
+      </w:r>
+      <w:r>
+        <w:t xml:space="preserve"> with equivalent code that does not branch. This is done</w:t>
+      </w:r>
+      <w:r>
+        <w:t xml:space="preserve"> with explicit pre-evaluation of the alternative values</w:t>
+      </w:r>
+      <w:r>
+        <w:t xml:space="preserve"> of the ternary IF and then selecting the appropriate value based on the selector expression.</w:t>
+      </w:r>
+      <w:r>
+        <w:t xml:space="preserve"> For example</w:t>
+      </w:r>
+      <w:r>
+        <w:t xml:space="preserve">, </w:t>
+      </w:r>
+      <w:r>
+        <w:t xml:space="preserve">consider </w:t>
+      </w:r>
+      <w:r>
+        <w:t xml:space="preserve">the </w:t>
       </w:r>
       <w:r>
         <w:t xml:space="preserve">following </w:t>
@@ -19,151 +67,10 @@
         <w:t xml:space="preserve">Java </w:t>
       </w:r>
       <w:r>
-        <w:t>expression sequence:</w:t>
-      </w:r>
-    </w:p>
-    <w:p>
-      <w:pPr>
-        <w:spacing w:after="0" w:line="240" w:lineRule="auto"/>
-      </w:pPr>
-    </w:p>
-    <w:p>
-      <w:pPr>
-        <w:spacing w:after="0" w:line="240" w:lineRule="auto"/>
-        <w:rPr>
-          <w:rFonts w:ascii="Lucida Console" w:hAnsi="Lucida Console"/>
-        </w:rPr>
-      </w:pPr>
-      <w:r>
-        <w:rPr>
-          <w:rFonts w:ascii="Lucida Console" w:hAnsi="Lucida Console"/>
-        </w:rPr>
-        <w:t>i</w:t>
-      </w:r>
-      <w:r>
-        <w:rPr>
-          <w:rFonts w:ascii="Lucida Console" w:hAnsi="Lucida Console"/>
-        </w:rPr>
-        <w:t xml:space="preserve">nt a = </w:t>
-      </w:r>
-      <w:r>
-        <w:rPr>
-          <w:rFonts w:ascii="Lucida Console" w:hAnsi="Lucida Console"/>
-        </w:rPr>
-        <w:t>7 + 22 * 83</w:t>
-      </w:r>
-      <w:r>
-        <w:rPr>
-          <w:rFonts w:ascii="Lucida Console" w:hAnsi="Lucida Console"/>
-        </w:rPr>
-        <w:t>;</w:t>
-      </w:r>
-    </w:p>
-    <w:p>
-      <w:pPr>
-        <w:spacing w:after="0" w:line="240" w:lineRule="auto"/>
-        <w:rPr>
-          <w:rFonts w:ascii="Lucida Console" w:hAnsi="Lucida Console"/>
-        </w:rPr>
-      </w:pPr>
-      <w:r>
-        <w:rPr>
-          <w:rFonts w:ascii="Lucida Console" w:hAnsi="Lucida Console"/>
-        </w:rPr>
-        <w:t>int b = a * 3 + 5;</w:t>
-      </w:r>
-    </w:p>
-    <w:p>
-      <w:pPr>
-        <w:spacing w:after="0" w:line="240" w:lineRule="auto"/>
-        <w:rPr>
-          <w:rFonts w:ascii="Lucida Console" w:hAnsi="Lucida Console"/>
-        </w:rPr>
-      </w:pPr>
-      <w:r>
-        <w:rPr>
-          <w:rFonts w:ascii="Lucida Console" w:hAnsi="Lucida Console"/>
-        </w:rPr>
-        <w:t xml:space="preserve">int c = (a / 2 &gt; </w:t>
-      </w:r>
-      <w:r>
-        <w:rPr>
-          <w:rFonts w:ascii="Lucida Console" w:hAnsi="Lucida Console"/>
-        </w:rPr>
-        <w:t>11 * b</w:t>
-      </w:r>
-      <w:proofErr w:type="gramStart"/>
-      <w:r>
-        <w:rPr>
-          <w:rFonts w:ascii="Lucida Console" w:hAnsi="Lucida Console"/>
-        </w:rPr>
-        <w:t>) ?</w:t>
-      </w:r>
-      <w:proofErr w:type="gramEnd"/>
-      <w:r>
-        <w:rPr>
-          <w:rFonts w:ascii="Lucida Console" w:hAnsi="Lucida Console"/>
-        </w:rPr>
-        <w:t xml:space="preserve"> a + </w:t>
-      </w:r>
-      <w:proofErr w:type="gramStart"/>
-      <w:r>
-        <w:rPr>
-          <w:rFonts w:ascii="Lucida Console" w:hAnsi="Lucida Console"/>
-        </w:rPr>
-        <w:t>b :</w:t>
-      </w:r>
-      <w:proofErr w:type="gramEnd"/>
-      <w:r>
-        <w:rPr>
-          <w:rFonts w:ascii="Lucida Console" w:hAnsi="Lucida Console"/>
-        </w:rPr>
-        <w:t xml:space="preserve">  </w:t>
-      </w:r>
-      <w:r>
-        <w:rPr>
-          <w:rFonts w:ascii="Lucida Console" w:hAnsi="Lucida Console"/>
-        </w:rPr>
-        <w:t>a – b;</w:t>
-      </w:r>
-    </w:p>
-    <w:p>
-      <w:pPr>
-        <w:spacing w:after="0" w:line="240" w:lineRule="auto"/>
-        <w:rPr>
-          <w:rFonts w:ascii="Lucida Console" w:hAnsi="Lucida Console"/>
-        </w:rPr>
-      </w:pPr>
-      <w:r>
-        <w:rPr>
-          <w:rFonts w:ascii="Lucida Console" w:hAnsi="Lucida Console"/>
-        </w:rPr>
-        <w:t xml:space="preserve">int d = 4700 / </w:t>
-      </w:r>
-      <w:r>
-        <w:rPr>
-          <w:rFonts w:ascii="Lucida Console" w:hAnsi="Lucida Console"/>
-        </w:rPr>
-        <w:t>c</w:t>
-      </w:r>
-      <w:r>
-        <w:rPr>
-          <w:rFonts w:ascii="Lucida Console" w:hAnsi="Lucida Console"/>
-        </w:rPr>
-        <w:t>;</w:t>
-      </w:r>
-    </w:p>
-    <w:p>
-      <w:pPr>
-        <w:spacing w:after="0" w:line="240" w:lineRule="auto"/>
-      </w:pPr>
-    </w:p>
-    <w:p>
-      <w:pPr>
-        <w:spacing w:after="0" w:line="240" w:lineRule="auto"/>
-      </w:pPr>
-      <w:r>
-        <w:t>transforms to this Java sequence</w:t>
+        <w:t>expression sequence</w:t>
+      </w:r>
+      <w:r>
+        <w:t xml:space="preserve"> shown below</w:t>
       </w:r>
       <w:r>
         <w:t>:</w:t>
@@ -179,238 +86,730 @@
         <w:spacing w:after="0" w:line="240" w:lineRule="auto"/>
         <w:rPr>
           <w:rFonts w:ascii="Lucida Console" w:hAnsi="Lucida Console"/>
-        </w:rPr>
-      </w:pPr>
-      <w:r>
-        <w:rPr>
-          <w:rFonts w:ascii="Lucida Console" w:hAnsi="Lucida Console"/>
-        </w:rPr>
-        <w:t>int a = 7 + 22 * 83;</w:t>
-      </w:r>
-    </w:p>
-    <w:p>
-      <w:pPr>
-        <w:spacing w:after="0" w:line="240" w:lineRule="auto"/>
-        <w:rPr>
-          <w:rFonts w:ascii="Lucida Console" w:hAnsi="Lucida Console"/>
-        </w:rPr>
-      </w:pPr>
-      <w:r>
-        <w:rPr>
-          <w:rFonts w:ascii="Lucida Console" w:hAnsi="Lucida Console"/>
-        </w:rPr>
-        <w:t>int b = a * 3 + 5;</w:t>
-      </w:r>
-    </w:p>
-    <w:p>
-      <w:pPr>
-        <w:spacing w:after="0" w:line="240" w:lineRule="auto"/>
-        <w:rPr>
-          <w:rFonts w:ascii="Lucida Console" w:hAnsi="Lucida Console"/>
-        </w:rPr>
-      </w:pPr>
-      <w:proofErr w:type="gramStart"/>
-      <w:r>
-        <w:rPr>
-          <w:rFonts w:ascii="Lucida Console" w:hAnsi="Lucida Console"/>
-        </w:rPr>
-        <w:t>int[</w:t>
-      </w:r>
-      <w:proofErr w:type="gramEnd"/>
-      <w:r>
-        <w:rPr>
-          <w:rFonts w:ascii="Lucida Console" w:hAnsi="Lucida Console"/>
-        </w:rPr>
-        <w:t xml:space="preserve">2] </w:t>
-      </w:r>
-      <w:proofErr w:type="spellStart"/>
-      <w:r>
-        <w:rPr>
-          <w:rFonts w:ascii="Lucida Console" w:hAnsi="Lucida Console"/>
-        </w:rPr>
-        <w:t>cval</w:t>
-      </w:r>
-      <w:proofErr w:type="spellEnd"/>
-      <w:r>
-        <w:rPr>
-          <w:rFonts w:ascii="Lucida Console" w:hAnsi="Lucida Console"/>
-        </w:rPr>
-        <w:t xml:space="preserve"> = new </w:t>
-      </w:r>
-      <w:proofErr w:type="gramStart"/>
-      <w:r>
-        <w:rPr>
-          <w:rFonts w:ascii="Lucida Console" w:hAnsi="Lucida Console"/>
-        </w:rPr>
-        <w:t>int[</w:t>
-      </w:r>
-      <w:proofErr w:type="gramEnd"/>
-      <w:r>
-        <w:rPr>
-          <w:rFonts w:ascii="Lucida Console" w:hAnsi="Lucida Console"/>
-        </w:rPr>
-        <w:t>2];</w:t>
-      </w:r>
-    </w:p>
-    <w:p>
-      <w:pPr>
-        <w:spacing w:after="0" w:line="240" w:lineRule="auto"/>
-        <w:rPr>
-          <w:rFonts w:ascii="Lucida Console" w:hAnsi="Lucida Console"/>
-        </w:rPr>
-      </w:pPr>
-      <w:proofErr w:type="spellStart"/>
-      <w:proofErr w:type="gramStart"/>
-      <w:r>
-        <w:rPr>
-          <w:rFonts w:ascii="Lucida Console" w:hAnsi="Lucida Console"/>
-        </w:rPr>
-        <w:t>cval</w:t>
-      </w:r>
-      <w:proofErr w:type="spellEnd"/>
-      <w:r>
-        <w:rPr>
-          <w:rFonts w:ascii="Lucida Console" w:hAnsi="Lucida Console"/>
-        </w:rPr>
-        <w:t>[</w:t>
-      </w:r>
-      <w:proofErr w:type="gramEnd"/>
-      <w:r>
-        <w:rPr>
-          <w:rFonts w:ascii="Lucida Console" w:hAnsi="Lucida Console"/>
-        </w:rPr>
-        <w:t>0] = a + b;</w:t>
-      </w:r>
-    </w:p>
-    <w:p>
-      <w:pPr>
-        <w:spacing w:after="0" w:line="240" w:lineRule="auto"/>
-        <w:rPr>
-          <w:rFonts w:ascii="Lucida Console" w:hAnsi="Lucida Console"/>
-        </w:rPr>
-      </w:pPr>
-      <w:proofErr w:type="spellStart"/>
-      <w:proofErr w:type="gramStart"/>
-      <w:r>
-        <w:rPr>
-          <w:rFonts w:ascii="Lucida Console" w:hAnsi="Lucida Console"/>
-        </w:rPr>
-        <w:t>cval</w:t>
-      </w:r>
-      <w:proofErr w:type="spellEnd"/>
-      <w:r>
-        <w:rPr>
-          <w:rFonts w:ascii="Lucida Console" w:hAnsi="Lucida Console"/>
-        </w:rPr>
-        <w:t>[</w:t>
-      </w:r>
-      <w:proofErr w:type="gramEnd"/>
-      <w:r>
-        <w:rPr>
-          <w:rFonts w:ascii="Lucida Console" w:hAnsi="Lucida Console"/>
-        </w:rPr>
-        <w:t>1] = a – b;</w:t>
-      </w:r>
-    </w:p>
-    <w:p>
-      <w:pPr>
-        <w:spacing w:after="0" w:line="240" w:lineRule="auto"/>
-        <w:rPr>
-          <w:rFonts w:ascii="Lucida Console" w:hAnsi="Lucida Console"/>
-        </w:rPr>
-      </w:pPr>
-      <w:r>
-        <w:rPr>
-          <w:rFonts w:ascii="Lucida Console" w:hAnsi="Lucida Console"/>
-        </w:rPr>
-        <w:t xml:space="preserve">int chooser = </w:t>
-      </w:r>
-      <w:proofErr w:type="spellStart"/>
-      <w:r>
-        <w:rPr>
-          <w:rFonts w:ascii="Lucida Console" w:hAnsi="Lucida Console"/>
-        </w:rPr>
-        <w:t>Boolean.compare</w:t>
-      </w:r>
-      <w:proofErr w:type="spellEnd"/>
-      <w:r>
-        <w:rPr>
-          <w:rFonts w:ascii="Lucida Console" w:hAnsi="Lucida Console"/>
-        </w:rPr>
-        <w:t>(</w:t>
-      </w:r>
-      <w:r>
-        <w:rPr>
-          <w:rFonts w:ascii="Lucida Console" w:hAnsi="Lucida Console"/>
-        </w:rPr>
-        <w:t>a / 2 &gt; 11 * b</w:t>
-      </w:r>
-      <w:r>
-        <w:rPr>
-          <w:rFonts w:ascii="Lucida Console" w:hAnsi="Lucida Console"/>
-        </w:rPr>
-        <w:t>, false)</w:t>
-      </w:r>
-    </w:p>
-    <w:p>
-      <w:pPr>
-        <w:spacing w:after="0" w:line="240" w:lineRule="auto"/>
-        <w:rPr>
-          <w:rFonts w:ascii="Lucida Console" w:hAnsi="Lucida Console"/>
-        </w:rPr>
-      </w:pPr>
-      <w:r>
-        <w:rPr>
-          <w:rFonts w:ascii="Lucida Console" w:hAnsi="Lucida Console"/>
-        </w:rPr>
-        <w:t>int c</w:t>
-      </w:r>
-      <w:r>
-        <w:rPr>
-          <w:rFonts w:ascii="Lucida Console" w:hAnsi="Lucida Console"/>
-        </w:rPr>
-        <w:t xml:space="preserve"> = </w:t>
-      </w:r>
-      <w:proofErr w:type="spellStart"/>
-      <w:r>
-        <w:rPr>
-          <w:rFonts w:ascii="Lucida Console" w:hAnsi="Lucida Console"/>
-        </w:rPr>
-        <w:t>cval</w:t>
-      </w:r>
-      <w:proofErr w:type="spellEnd"/>
-      <w:r>
-        <w:rPr>
-          <w:rFonts w:ascii="Lucida Console" w:hAnsi="Lucida Console"/>
-        </w:rPr>
-        <w:t>[chooser];</w:t>
-      </w:r>
-    </w:p>
-    <w:p>
-      <w:pPr>
-        <w:spacing w:after="0" w:line="240" w:lineRule="auto"/>
-      </w:pPr>
-      <w:r>
-        <w:rPr>
-          <w:rFonts w:ascii="Lucida Console" w:hAnsi="Lucida Console"/>
-        </w:rPr>
-        <w:t xml:space="preserve">int d = 4700 / </w:t>
-      </w:r>
-      <w:r>
-        <w:rPr>
-          <w:rFonts w:ascii="Lucida Console" w:hAnsi="Lucida Console"/>
-        </w:rPr>
-        <w:t>c</w:t>
-      </w:r>
-      <w:r>
-        <w:rPr>
-          <w:rFonts w:ascii="Lucida Console" w:hAnsi="Lucida Console"/>
-        </w:rPr>
-        <w:t>;</w:t>
-      </w:r>
+          <w:sz w:val="20"/>
+          <w:szCs w:val="20"/>
+        </w:rPr>
+      </w:pPr>
+      <w:r>
+        <w:rPr>
+          <w:rFonts w:ascii="Lucida Console" w:hAnsi="Lucida Console"/>
+          <w:sz w:val="20"/>
+          <w:szCs w:val="20"/>
+        </w:rPr>
+        <w:t>int x = 1, y = 5, z = 0;</w:t>
+      </w:r>
+      <w:r>
+        <w:rPr>
+          <w:rFonts w:ascii="Lucida Console" w:hAnsi="Lucida Console"/>
+          <w:sz w:val="20"/>
+          <w:szCs w:val="20"/>
+        </w:rPr>
+        <w:tab/>
+      </w:r>
+      <w:r>
+        <w:rPr>
+          <w:rFonts w:ascii="Lucida Console" w:hAnsi="Lucida Console"/>
+          <w:sz w:val="20"/>
+          <w:szCs w:val="20"/>
+        </w:rPr>
+        <w:tab/>
+      </w:r>
+    </w:p>
+    <w:p>
+      <w:pPr>
+        <w:spacing w:after="0" w:line="240" w:lineRule="auto"/>
+        <w:rPr>
+          <w:rFonts w:ascii="Lucida Console" w:hAnsi="Lucida Console"/>
+          <w:sz w:val="20"/>
+          <w:szCs w:val="20"/>
+        </w:rPr>
+      </w:pPr>
+      <w:r>
+        <w:rPr>
+          <w:rFonts w:ascii="Lucida Console" w:hAnsi="Lucida Console"/>
+          <w:sz w:val="20"/>
+          <w:szCs w:val="20"/>
+        </w:rPr>
+        <w:t>boolean chooser = true;</w:t>
+      </w:r>
+    </w:p>
+    <w:p>
+      <w:pPr>
+        <w:spacing w:after="0" w:line="240" w:lineRule="auto"/>
+        <w:rPr>
+          <w:rFonts w:ascii="Lucida Console" w:hAnsi="Lucida Console"/>
+          <w:sz w:val="20"/>
+          <w:szCs w:val="20"/>
+        </w:rPr>
+      </w:pPr>
+      <w:r>
+        <w:rPr>
+          <w:rFonts w:ascii="Lucida Console" w:hAnsi="Lucida Console"/>
+          <w:sz w:val="20"/>
+          <w:szCs w:val="20"/>
+        </w:rPr>
+        <w:t>System.out.println("\ninitial:: chooser:  " + chooser + "  x: " + x + "  y: " + y + "  z: " + z);</w:t>
+      </w:r>
+    </w:p>
+    <w:p>
+      <w:pPr>
+        <w:spacing w:after="0" w:line="240" w:lineRule="auto"/>
+        <w:rPr>
+          <w:rFonts w:ascii="Lucida Console" w:hAnsi="Lucida Console"/>
+          <w:sz w:val="20"/>
+          <w:szCs w:val="20"/>
+        </w:rPr>
+      </w:pPr>
+      <w:r>
+        <w:rPr>
+          <w:rFonts w:ascii="Lucida Console" w:hAnsi="Lucida Console"/>
+          <w:sz w:val="20"/>
+          <w:szCs w:val="20"/>
+        </w:rPr>
+        <w:t>z = chooser ? x + 1 : y + 1;</w:t>
+      </w:r>
+    </w:p>
+    <w:p>
+      <w:pPr>
+        <w:spacing w:after="0" w:line="240" w:lineRule="auto"/>
+        <w:rPr>
+          <w:rFonts w:ascii="Lucida Console" w:hAnsi="Lucida Console"/>
+          <w:sz w:val="20"/>
+          <w:szCs w:val="20"/>
+        </w:rPr>
+      </w:pPr>
+      <w:r>
+        <w:rPr>
+          <w:rFonts w:ascii="Lucida Console" w:hAnsi="Lucida Console"/>
+          <w:sz w:val="20"/>
+          <w:szCs w:val="20"/>
+        </w:rPr>
+        <w:t>System.out.println("post::    chooser:  " + chooser + "  x: " + x + "  y: " + y + "  z: " + z);</w:t>
+      </w:r>
+    </w:p>
+    <w:p>
+      <w:pPr>
+        <w:spacing w:after="0" w:line="240" w:lineRule="auto"/>
+        <w:rPr>
+          <w:rFonts w:ascii="Lucida Console" w:hAnsi="Lucida Console"/>
+          <w:sz w:val="20"/>
+          <w:szCs w:val="20"/>
+        </w:rPr>
+      </w:pPr>
+      <w:r>
+        <w:rPr>
+          <w:rFonts w:ascii="Lucida Console" w:hAnsi="Lucida Console"/>
+          <w:sz w:val="20"/>
+          <w:szCs w:val="20"/>
+        </w:rPr>
+        <w:t>chooser = false;</w:t>
+      </w:r>
+    </w:p>
+    <w:p>
+      <w:pPr>
+        <w:spacing w:after="0" w:line="240" w:lineRule="auto"/>
+        <w:rPr>
+          <w:rFonts w:ascii="Lucida Console" w:hAnsi="Lucida Console"/>
+          <w:sz w:val="20"/>
+          <w:szCs w:val="20"/>
+        </w:rPr>
+      </w:pPr>
+      <w:r>
+        <w:rPr>
+          <w:rFonts w:ascii="Lucida Console" w:hAnsi="Lucida Console"/>
+          <w:sz w:val="20"/>
+          <w:szCs w:val="20"/>
+        </w:rPr>
+        <w:t>System.out.println("\ninitial:: chooser:  " + chooser + "  x: " + x + "  y: " + y + "  z: " + z);</w:t>
+      </w:r>
+    </w:p>
+    <w:p>
+      <w:pPr>
+        <w:spacing w:after="0" w:line="240" w:lineRule="auto"/>
+        <w:rPr>
+          <w:rFonts w:ascii="Lucida Console" w:hAnsi="Lucida Console"/>
+          <w:sz w:val="20"/>
+          <w:szCs w:val="20"/>
+        </w:rPr>
+      </w:pPr>
+      <w:r>
+        <w:rPr>
+          <w:rFonts w:ascii="Lucida Console" w:hAnsi="Lucida Console"/>
+          <w:sz w:val="20"/>
+          <w:szCs w:val="20"/>
+        </w:rPr>
+        <w:t>z = chooser ? x + 1 : y + 1;</w:t>
+      </w:r>
+    </w:p>
+    <w:p>
+      <w:pPr>
+        <w:spacing w:after="0" w:line="240" w:lineRule="auto"/>
+        <w:rPr>
+          <w:rFonts w:ascii="Lucida Console" w:hAnsi="Lucida Console"/>
+          <w:sz w:val="20"/>
+          <w:szCs w:val="20"/>
+        </w:rPr>
+      </w:pPr>
+      <w:r>
+        <w:rPr>
+          <w:rFonts w:ascii="Lucida Console" w:hAnsi="Lucida Console"/>
+          <w:sz w:val="20"/>
+          <w:szCs w:val="20"/>
+        </w:rPr>
+        <w:t>System.out.println("post::    chooser:  " + chooser + "  x: " + x + "  y: " + y + "  z: " + z);</w:t>
+      </w:r>
+    </w:p>
+    <w:p>
+      <w:pPr>
+        <w:spacing w:after="0" w:line="240" w:lineRule="auto"/>
+      </w:pPr>
+    </w:p>
+    <w:p>
+      <w:pPr>
+        <w:spacing w:after="0" w:line="240" w:lineRule="auto"/>
+      </w:pPr>
+      <w:r>
+        <w:t xml:space="preserve">Note the “chooser” Boolean variable selects one of the two expressions. This code </w:t>
+      </w:r>
+      <w:r>
+        <w:t xml:space="preserve">transforms to </w:t>
+      </w:r>
+      <w:r>
+        <w:t>the</w:t>
+      </w:r>
+      <w:r>
+        <w:t xml:space="preserve"> Java sequence</w:t>
+      </w:r>
+      <w:r>
+        <w:t xml:space="preserve"> </w:t>
+      </w:r>
+      <w:r>
+        <w:t xml:space="preserve">shown </w:t>
+      </w:r>
+      <w:r>
+        <w:t>below</w:t>
+      </w:r>
+      <w:r>
+        <w:t>:</w:t>
+      </w:r>
+    </w:p>
+    <w:p>
+      <w:pPr>
+        <w:spacing w:after="0" w:line="240" w:lineRule="auto"/>
+      </w:pPr>
+    </w:p>
+    <w:p>
+      <w:pPr>
+        <w:spacing w:after="0" w:line="240" w:lineRule="auto"/>
+        <w:rPr>
+          <w:rFonts w:ascii="Lucida Console" w:hAnsi="Lucida Console"/>
+          <w:sz w:val="20"/>
+          <w:szCs w:val="20"/>
+        </w:rPr>
+      </w:pPr>
+      <w:r>
+        <w:rPr>
+          <w:rFonts w:ascii="Lucida Console" w:hAnsi="Lucida Console"/>
+          <w:sz w:val="20"/>
+          <w:szCs w:val="20"/>
+        </w:rPr>
+        <w:t>int x = 1, y = 5, z = 0;</w:t>
+      </w:r>
+    </w:p>
+    <w:p>
+      <w:pPr>
+        <w:spacing w:after="0" w:line="240" w:lineRule="auto"/>
+        <w:rPr>
+          <w:rFonts w:ascii="Lucida Console" w:hAnsi="Lucida Console"/>
+          <w:sz w:val="20"/>
+          <w:szCs w:val="20"/>
+        </w:rPr>
+      </w:pPr>
+      <w:r>
+        <w:rPr>
+          <w:rFonts w:ascii="Lucida Console" w:hAnsi="Lucida Console"/>
+          <w:sz w:val="20"/>
+          <w:szCs w:val="20"/>
+        </w:rPr>
+        <w:t>int[] alternatives = { x + 1, y + 1 };</w:t>
+      </w:r>
+    </w:p>
+    <w:p>
+      <w:pPr>
+        <w:spacing w:after="0" w:line="240" w:lineRule="auto"/>
+        <w:rPr>
+          <w:rFonts w:ascii="Lucida Console" w:hAnsi="Lucida Console"/>
+          <w:sz w:val="20"/>
+          <w:szCs w:val="20"/>
+        </w:rPr>
+      </w:pPr>
+      <w:r>
+        <w:rPr>
+          <w:rFonts w:ascii="Lucida Console" w:hAnsi="Lucida Console"/>
+          <w:sz w:val="20"/>
+          <w:szCs w:val="20"/>
+        </w:rPr>
+        <w:t>System.out.println("\nSetup:   x: " + x + "  y: " + y + "  Alternatives: [" + alternatives[0] + ", "</w:t>
+      </w:r>
+      <w:r>
+        <w:rPr>
+          <w:rFonts w:ascii="Lucida Console" w:hAnsi="Lucida Console"/>
+          <w:sz w:val="20"/>
+          <w:szCs w:val="20"/>
+        </w:rPr>
+        <w:t xml:space="preserve"> </w:t>
+      </w:r>
+      <w:r>
+        <w:rPr>
+          <w:rFonts w:ascii="Lucida Console" w:hAnsi="Lucida Console"/>
+          <w:sz w:val="20"/>
+          <w:szCs w:val="20"/>
+        </w:rPr>
+        <w:t>+ alternatives[1] + "]");</w:t>
+      </w:r>
+    </w:p>
+    <w:p>
+      <w:pPr>
+        <w:spacing w:after="0" w:line="240" w:lineRule="auto"/>
+        <w:rPr>
+          <w:rFonts w:ascii="Lucida Console" w:hAnsi="Lucida Console"/>
+          <w:sz w:val="20"/>
+          <w:szCs w:val="20"/>
+        </w:rPr>
+      </w:pPr>
+      <w:r>
+        <w:rPr>
+          <w:rFonts w:ascii="Lucida Console" w:hAnsi="Lucida Console"/>
+          <w:sz w:val="20"/>
+          <w:szCs w:val="20"/>
+        </w:rPr>
+        <w:t>int chooser = 0;</w:t>
+      </w:r>
+    </w:p>
+    <w:p>
+      <w:pPr>
+        <w:spacing w:after="0" w:line="240" w:lineRule="auto"/>
+        <w:rPr>
+          <w:rFonts w:ascii="Lucida Console" w:hAnsi="Lucida Console"/>
+          <w:sz w:val="20"/>
+          <w:szCs w:val="20"/>
+        </w:rPr>
+      </w:pPr>
+      <w:r>
+        <w:rPr>
+          <w:rFonts w:ascii="Lucida Console" w:hAnsi="Lucida Console"/>
+          <w:sz w:val="20"/>
+          <w:szCs w:val="20"/>
+        </w:rPr>
+        <w:t>z = alternatives[chooser];</w:t>
+      </w:r>
+    </w:p>
+    <w:p>
+      <w:pPr>
+        <w:spacing w:after="0" w:line="240" w:lineRule="auto"/>
+        <w:rPr>
+          <w:rFonts w:ascii="Lucida Console" w:hAnsi="Lucida Console"/>
+          <w:sz w:val="20"/>
+          <w:szCs w:val="20"/>
+        </w:rPr>
+      </w:pPr>
+      <w:r>
+        <w:rPr>
+          <w:rFonts w:ascii="Lucida Console" w:hAnsi="Lucida Console"/>
+          <w:sz w:val="20"/>
+          <w:szCs w:val="20"/>
+        </w:rPr>
+        <w:t>System.out.println("post::   chooser:  " + chooser + "  z: " + z);</w:t>
+      </w:r>
+    </w:p>
+    <w:p>
+      <w:pPr>
+        <w:spacing w:after="0" w:line="240" w:lineRule="auto"/>
+        <w:rPr>
+          <w:rFonts w:ascii="Lucida Console" w:hAnsi="Lucida Console"/>
+          <w:sz w:val="20"/>
+          <w:szCs w:val="20"/>
+        </w:rPr>
+      </w:pPr>
+      <w:r>
+        <w:rPr>
+          <w:rFonts w:ascii="Lucida Console" w:hAnsi="Lucida Console"/>
+          <w:sz w:val="20"/>
+          <w:szCs w:val="20"/>
+        </w:rPr>
+        <w:t>chooser = 1;</w:t>
+      </w:r>
+    </w:p>
+    <w:p>
+      <w:pPr>
+        <w:spacing w:after="0" w:line="240" w:lineRule="auto"/>
+        <w:rPr>
+          <w:rFonts w:ascii="Lucida Console" w:hAnsi="Lucida Console"/>
+          <w:sz w:val="20"/>
+          <w:szCs w:val="20"/>
+        </w:rPr>
+      </w:pPr>
+      <w:r>
+        <w:rPr>
+          <w:rFonts w:ascii="Lucida Console" w:hAnsi="Lucida Console"/>
+          <w:sz w:val="20"/>
+          <w:szCs w:val="20"/>
+        </w:rPr>
+        <w:t>z = alternatives[chooser];</w:t>
+      </w:r>
+    </w:p>
+    <w:p>
+      <w:pPr>
+        <w:spacing w:after="0" w:line="240" w:lineRule="auto"/>
+        <w:rPr>
+          <w:rFonts w:ascii="Lucida Console" w:hAnsi="Lucida Console"/>
+          <w:sz w:val="20"/>
+          <w:szCs w:val="20"/>
+        </w:rPr>
+      </w:pPr>
+      <w:r>
+        <w:rPr>
+          <w:rFonts w:ascii="Lucida Console" w:hAnsi="Lucida Console"/>
+          <w:sz w:val="20"/>
+          <w:szCs w:val="20"/>
+        </w:rPr>
+        <w:t>System.out.println("post::   chooser:  " + chooser + "  z: " + z);</w:t>
+      </w:r>
+    </w:p>
+    <w:p>
+      <w:pPr>
+        <w:spacing w:after="0" w:line="240" w:lineRule="auto"/>
+      </w:pPr>
+    </w:p>
+    <w:p>
+      <w:pPr>
+        <w:spacing w:after="0" w:line="240" w:lineRule="auto"/>
+      </w:pPr>
+      <w:r>
+        <w:t>We use</w:t>
+      </w:r>
+      <w:r>
+        <w:t xml:space="preserve"> BNF to define the transformation as follows:</w:t>
+      </w:r>
+    </w:p>
+    <w:p>
+      <w:pPr>
+        <w:spacing w:after="0" w:line="240" w:lineRule="auto"/>
+      </w:pPr>
+    </w:p>
+    <w:p>
+      <w:pPr>
+        <w:spacing w:after="0" w:line="240" w:lineRule="auto"/>
+        <w:rPr>
+          <w:b/>
+          <w:bCs/>
+        </w:rPr>
+      </w:pPr>
+      <w:r>
+        <w:rPr>
+          <w:b/>
+          <w:bCs/>
+        </w:rPr>
+        <w:t>Ternary IF:</w:t>
+      </w:r>
+    </w:p>
+    <w:p>
+      <w:pPr>
+        <w:spacing w:after="0" w:line="240" w:lineRule="auto"/>
+      </w:pPr>
+      <w:r>
+        <w:t>&lt;Expression&gt; ::= a defined sequence of operations resulting in a single value</w:t>
+      </w:r>
+    </w:p>
+    <w:p>
+      <w:pPr>
+        <w:spacing w:after="0" w:line="240" w:lineRule="auto"/>
+      </w:pPr>
+      <w:r>
+        <w:t>&lt;Boolean&gt; ::= is an expression with a logical value (true or false)</w:t>
+      </w:r>
+    </w:p>
+    <w:p>
+      <w:pPr>
+        <w:spacing w:after="0" w:line="240" w:lineRule="auto"/>
+      </w:pPr>
+      <w:r>
+        <w:t>&lt;Chooser&gt; ::= &lt;Boolean&gt;</w:t>
+      </w:r>
+      <w:r>
+        <w:t xml:space="preserve"> expression</w:t>
+      </w:r>
+    </w:p>
+    <w:p>
+      <w:pPr>
+        <w:spacing w:after="0" w:line="240" w:lineRule="auto"/>
+      </w:pPr>
+      <w:r>
+        <w:t>&lt;True_value&gt; ::= an Expression associated</w:t>
+      </w:r>
+      <w:r>
+        <w:t xml:space="preserve"> with &lt;Chooser&gt; evaluating to true</w:t>
+      </w:r>
+    </w:p>
+    <w:p>
+      <w:pPr>
+        <w:spacing w:after="0" w:line="240" w:lineRule="auto"/>
+      </w:pPr>
+      <w:r>
+        <w:lastRenderedPageBreak/>
+        <w:t>&lt;False_value&gt; ::= an Expression associated with &lt;Chooser&gt; evaluating to false</w:t>
+      </w:r>
+    </w:p>
+    <w:p>
+      <w:pPr>
+        <w:spacing w:after="0" w:line="240" w:lineRule="auto"/>
+      </w:pPr>
+      <w:r>
+        <w:t>&lt;Ternary_IF&gt; ::= &lt;Chooser&gt; ? &lt;True_value&gt; : &lt;False_value&gt;</w:t>
+      </w:r>
+    </w:p>
+    <w:p>
+      <w:pPr>
+        <w:spacing w:after="0" w:line="240" w:lineRule="auto"/>
+        <w:rPr>
+          <w:b/>
+          <w:bCs/>
+        </w:rPr>
+      </w:pPr>
+    </w:p>
+    <w:p>
+      <w:pPr>
+        <w:spacing w:after="0" w:line="240" w:lineRule="auto"/>
+      </w:pPr>
+      <w:r>
+        <w:rPr>
+          <w:b/>
+          <w:bCs/>
+        </w:rPr>
+        <w:t>Semantic Note</w:t>
+      </w:r>
+      <w:r>
+        <w:t>: The &lt;Chooser&gt; is evaluated first, and if it is true, the resulting expression is the value associated with &lt;True_value&gt;; otherwise, the resulting expression is the value associated with the &lt;False_value&gt;.</w:t>
+      </w:r>
+    </w:p>
+    <w:p>
+      <w:pPr>
+        <w:spacing w:after="0" w:line="240" w:lineRule="auto"/>
+      </w:pPr>
+    </w:p>
+    <w:p>
+      <w:pPr>
+        <w:spacing w:after="0" w:line="240" w:lineRule="auto"/>
+        <w:rPr>
+          <w:b/>
+          <w:bCs/>
+        </w:rPr>
+      </w:pPr>
+      <w:r>
+        <w:rPr>
+          <w:b/>
+          <w:bCs/>
+        </w:rPr>
+        <w:t>Transformation:</w:t>
+      </w:r>
+    </w:p>
+    <w:p>
+      <w:pPr>
+        <w:spacing w:after="0" w:line="240" w:lineRule="auto"/>
+      </w:pPr>
+      <w:r>
+        <w:t xml:space="preserve">&lt;Pre-compute&gt; ::= A two element array </w:t>
+      </w:r>
+      <w:r>
+        <w:t>storing</w:t>
+      </w:r>
+      <w:r>
+        <w:t xml:space="preserve"> &lt;Expression&gt; values</w:t>
+      </w:r>
+    </w:p>
+    <w:p>
+      <w:pPr>
+        <w:spacing w:after="0" w:line="240" w:lineRule="auto"/>
+      </w:pPr>
+      <w:r>
+        <w:t>&lt;Setup0&gt; ::= Assign element 0 of &lt;</w:t>
+      </w:r>
+      <w:r>
+        <w:t>Pre-compute</w:t>
+      </w:r>
+      <w:r>
+        <w:t xml:space="preserve">&gt; with </w:t>
+      </w:r>
+      <w:r>
+        <w:t>&lt;</w:t>
+      </w:r>
+      <w:r>
+        <w:t>False</w:t>
+      </w:r>
+      <w:r>
+        <w:t>_value&gt;</w:t>
+      </w:r>
+    </w:p>
+    <w:p>
+      <w:pPr>
+        <w:spacing w:after="0" w:line="240" w:lineRule="auto"/>
+      </w:pPr>
+      <w:r>
+        <w:t>&lt;Setup</w:t>
+      </w:r>
+      <w:r>
+        <w:t>1</w:t>
+      </w:r>
+      <w:r>
+        <w:t xml:space="preserve">&gt; ::= Assign element </w:t>
+      </w:r>
+      <w:r>
+        <w:t>1</w:t>
+      </w:r>
+      <w:r>
+        <w:t xml:space="preserve"> of &lt;Pre-compute&gt; with &lt;True_value&gt;</w:t>
+      </w:r>
+    </w:p>
+    <w:p>
+      <w:pPr>
+        <w:spacing w:after="0" w:line="240" w:lineRule="auto"/>
+      </w:pPr>
+      <w:r>
+        <w:t>&lt;Condition&gt; ::= Convert &lt;Chooser&gt; such that false has value zero and true has value one</w:t>
+      </w:r>
+    </w:p>
+    <w:p>
+      <w:pPr>
+        <w:spacing w:after="0" w:line="240" w:lineRule="auto"/>
+      </w:pPr>
+      <w:r>
+        <w:t>&lt;Transformed_Terminary_IF&gt; ::= &lt;Pre-compute&gt;[&lt;Condition&gt;]</w:t>
+      </w:r>
+    </w:p>
+    <w:p>
+      <w:pPr>
+        <w:spacing w:after="0" w:line="240" w:lineRule="auto"/>
+      </w:pPr>
+    </w:p>
+    <w:p>
+      <w:pPr>
+        <w:spacing w:after="0" w:line="240" w:lineRule="auto"/>
+      </w:pPr>
+      <w:r>
+        <w:rPr>
+          <w:b/>
+          <w:bCs/>
+        </w:rPr>
+        <w:t>Semantic Note:</w:t>
+      </w:r>
+      <w:r>
+        <w:t xml:space="preserve"> The &lt;Pre-compute&gt; array should be allocated off the heap and released in C using the </w:t>
+      </w:r>
+      <w:r>
+        <w:rPr>
+          <w:rFonts w:ascii="Lucida Console" w:hAnsi="Lucida Console"/>
+          <w:i/>
+          <w:iCs/>
+        </w:rPr>
+        <w:t>free</w:t>
+      </w:r>
+      <w:r>
+        <w:t xml:space="preserve"> method.</w:t>
+      </w:r>
+    </w:p>
+    <w:p>
+      <w:pPr>
+        <w:spacing w:after="0" w:line="240" w:lineRule="auto"/>
+      </w:pPr>
+    </w:p>
+    <w:p>
+      <w:pPr>
+        <w:spacing w:after="0" w:line="240" w:lineRule="auto"/>
+        <w:rPr>
+          <w:b/>
+          <w:bCs/>
+        </w:rPr>
+      </w:pPr>
+      <w:r>
+        <w:rPr>
+          <w:b/>
+          <w:bCs/>
+        </w:rPr>
+        <w:t>How to Transform:</w:t>
+      </w:r>
+    </w:p>
+    <w:p>
+      <w:pPr>
+        <w:spacing w:after="0" w:line="240" w:lineRule="auto"/>
+      </w:pPr>
+    </w:p>
+    <w:p>
+      <w:pPr>
+        <w:spacing w:after="0" w:line="240" w:lineRule="auto"/>
+      </w:pPr>
+      <w:r>
+        <w:t xml:space="preserve">You will find and uploaded Java or C (Not C++) file named </w:t>
+      </w:r>
+      <w:r>
+        <w:rPr>
+          <w:b/>
+          <w:bCs/>
+        </w:rPr>
+        <w:t>Foo.java</w:t>
+      </w:r>
+      <w:r>
+        <w:t xml:space="preserve"> or </w:t>
+      </w:r>
+      <w:r>
+        <w:rPr>
+          <w:b/>
+          <w:bCs/>
+        </w:rPr>
+        <w:t>Foo.c</w:t>
+      </w:r>
+      <w:r>
+        <w:t>. That</w:t>
+      </w:r>
+      <w:r>
+        <w:t xml:space="preserve"> input</w:t>
+      </w:r>
+      <w:r>
+        <w:t xml:space="preserve"> file contains a “main” method</w:t>
+      </w:r>
+      <w:r>
+        <w:t xml:space="preserve"> to transform</w:t>
+      </w:r>
+      <w:r>
+        <w:t>. You will output a transformed version of that file where the ternary IF operators are replaced using the transformation defined above.</w:t>
+      </w:r>
+    </w:p>
+    <w:p>
+      <w:pPr>
+        <w:spacing w:after="0" w:line="240" w:lineRule="auto"/>
+      </w:pPr>
+    </w:p>
+    <w:p>
+      <w:pPr>
+        <w:spacing w:after="0" w:line="240" w:lineRule="auto"/>
+      </w:pPr>
+    </w:p>
+    <w:p>
+      <w:pPr>
+        <w:spacing w:after="0" w:line="240" w:lineRule="auto"/>
+      </w:pPr>
+    </w:p>
+    <w:p>
+      <w:pPr>
+        <w:spacing w:after="0" w:line="240" w:lineRule="auto"/>
+      </w:pPr>
+    </w:p>
+    <w:p>
+      <w:pPr>
+        <w:spacing w:after="0" w:line="240" w:lineRule="auto"/>
+      </w:pPr>
     </w:p>
     <w:sectPr>
-      <w:pgSz w:w="12240" w:h="15840"/>
+      <w:pgSz w:w="15840" w:h="12240" w:orient="landscape"/>
       <w:pgMar w:top="1440" w:right="1440" w:bottom="1440" w:left="1440" w:header="720" w:footer="720" w:gutter="0"/>
       <w:cols w:space="720"/>
       <w:docGrid w:linePitch="360"/>
@@ -1022,6 +1421,7 @@
   <w:style w:type="character" w:default="1" w:styleId="DefaultParagraphFont">
     <w:name w:val="Default Paragraph Font"/>
     <w:uiPriority w:val="1"/>
+    <w:semiHidden/>
     <w:unhideWhenUsed/>
   </w:style>
   <w:style w:type="table" w:default="1" w:styleId="TableNormal">

--- a/PySupport/PreCudaParser/branch_eliminator_prompt.docx
+++ b/PySupport/PreCudaParser/branch_eliminator_prompt.docx
@@ -15,558 +15,785 @@
           <w:b/>
           <w:bCs/>
         </w:rPr>
-        <w:t>Removing ternary IF Expressions</w:t>
-      </w:r>
-    </w:p>
-    <w:p>
-      <w:pPr>
-        <w:spacing w:after="0" w:line="240" w:lineRule="auto"/>
-      </w:pPr>
-    </w:p>
-    <w:p>
-      <w:pPr>
-        <w:spacing w:after="0" w:line="240" w:lineRule="auto"/>
-      </w:pPr>
-      <w:r>
-        <w:t xml:space="preserve">You are transforming C++ or Java </w:t>
-      </w:r>
-      <w:r>
-        <w:t xml:space="preserve">“main” </w:t>
-      </w:r>
-      <w:r>
-        <w:t>methods to remove ternary expressions. You will</w:t>
-      </w:r>
-      <w:r>
-        <w:t xml:space="preserve"> replace any branching implied by the ternary operator</w:t>
-      </w:r>
-      <w:r>
-        <w:t xml:space="preserve"> with equivalent code that does not branch. This is done</w:t>
-      </w:r>
-      <w:r>
-        <w:t xml:space="preserve"> with explicit pre-evaluation of the alternative values</w:t>
-      </w:r>
-      <w:r>
-        <w:t xml:space="preserve"> of the ternary IF and then selecting the appropriate value based on the selector expression.</w:t>
-      </w:r>
-      <w:r>
-        <w:t xml:space="preserve"> For example</w:t>
-      </w:r>
-      <w:r>
-        <w:t xml:space="preserve">, </w:t>
-      </w:r>
-      <w:r>
-        <w:t xml:space="preserve">consider </w:t>
-      </w:r>
-      <w:r>
-        <w:t xml:space="preserve">the </w:t>
-      </w:r>
-      <w:r>
-        <w:t xml:space="preserve">following </w:t>
-      </w:r>
-      <w:r>
-        <w:t xml:space="preserve">Java </w:t>
-      </w:r>
-      <w:r>
-        <w:t>expression sequence</w:t>
-      </w:r>
-      <w:r>
-        <w:t xml:space="preserve"> shown below</w:t>
-      </w:r>
-      <w:r>
-        <w:t>:</w:t>
-      </w:r>
-    </w:p>
-    <w:p>
-      <w:pPr>
-        <w:spacing w:after="0" w:line="240" w:lineRule="auto"/>
-      </w:pPr>
-    </w:p>
-    <w:p>
-      <w:pPr>
-        <w:spacing w:after="0" w:line="240" w:lineRule="auto"/>
-        <w:rPr>
-          <w:rFonts w:ascii="Lucida Console" w:hAnsi="Lucida Console"/>
-          <w:sz w:val="20"/>
-          <w:szCs w:val="20"/>
-        </w:rPr>
-      </w:pPr>
-      <w:r>
-        <w:rPr>
-          <w:rFonts w:ascii="Lucida Console" w:hAnsi="Lucida Console"/>
-          <w:sz w:val="20"/>
-          <w:szCs w:val="20"/>
-        </w:rPr>
-        <w:t>int x = 1, y = 5, z = 0;</w:t>
-      </w:r>
-      <w:r>
-        <w:rPr>
-          <w:rFonts w:ascii="Lucida Console" w:hAnsi="Lucida Console"/>
-          <w:sz w:val="20"/>
-          <w:szCs w:val="20"/>
-        </w:rPr>
-        <w:tab/>
-      </w:r>
-      <w:r>
-        <w:rPr>
-          <w:rFonts w:ascii="Lucida Console" w:hAnsi="Lucida Console"/>
-          <w:sz w:val="20"/>
-          <w:szCs w:val="20"/>
-        </w:rPr>
-        <w:tab/>
-      </w:r>
-    </w:p>
-    <w:p>
-      <w:pPr>
-        <w:spacing w:after="0" w:line="240" w:lineRule="auto"/>
-        <w:rPr>
-          <w:rFonts w:ascii="Lucida Console" w:hAnsi="Lucida Console"/>
-          <w:sz w:val="20"/>
-          <w:szCs w:val="20"/>
-        </w:rPr>
-      </w:pPr>
-      <w:r>
-        <w:rPr>
-          <w:rFonts w:ascii="Lucida Console" w:hAnsi="Lucida Console"/>
-          <w:sz w:val="20"/>
-          <w:szCs w:val="20"/>
-        </w:rPr>
-        <w:t>boolean chooser = true;</w:t>
-      </w:r>
-    </w:p>
-    <w:p>
-      <w:pPr>
-        <w:spacing w:after="0" w:line="240" w:lineRule="auto"/>
-        <w:rPr>
-          <w:rFonts w:ascii="Lucida Console" w:hAnsi="Lucida Console"/>
-          <w:sz w:val="20"/>
-          <w:szCs w:val="20"/>
-        </w:rPr>
-      </w:pPr>
-      <w:r>
-        <w:rPr>
-          <w:rFonts w:ascii="Lucida Console" w:hAnsi="Lucida Console"/>
-          <w:sz w:val="20"/>
-          <w:szCs w:val="20"/>
-        </w:rPr>
-        <w:t>System.out.println("\ninitial:: chooser:  " + chooser + "  x: " + x + "  y: " + y + "  z: " + z);</w:t>
-      </w:r>
-    </w:p>
-    <w:p>
-      <w:pPr>
-        <w:spacing w:after="0" w:line="240" w:lineRule="auto"/>
-        <w:rPr>
-          <w:rFonts w:ascii="Lucida Console" w:hAnsi="Lucida Console"/>
-          <w:sz w:val="20"/>
-          <w:szCs w:val="20"/>
-        </w:rPr>
-      </w:pPr>
-      <w:r>
-        <w:rPr>
-          <w:rFonts w:ascii="Lucida Console" w:hAnsi="Lucida Console"/>
-          <w:sz w:val="20"/>
-          <w:szCs w:val="20"/>
-        </w:rPr>
-        <w:t>z = chooser ? x + 1 : y + 1;</w:t>
-      </w:r>
-    </w:p>
-    <w:p>
-      <w:pPr>
-        <w:spacing w:after="0" w:line="240" w:lineRule="auto"/>
-        <w:rPr>
-          <w:rFonts w:ascii="Lucida Console" w:hAnsi="Lucida Console"/>
-          <w:sz w:val="20"/>
-          <w:szCs w:val="20"/>
-        </w:rPr>
-      </w:pPr>
-      <w:r>
-        <w:rPr>
-          <w:rFonts w:ascii="Lucida Console" w:hAnsi="Lucida Console"/>
-          <w:sz w:val="20"/>
-          <w:szCs w:val="20"/>
-        </w:rPr>
-        <w:t>System.out.println("post::    chooser:  " + chooser + "  x: " + x + "  y: " + y + "  z: " + z);</w:t>
-      </w:r>
-    </w:p>
-    <w:p>
-      <w:pPr>
-        <w:spacing w:after="0" w:line="240" w:lineRule="auto"/>
-        <w:rPr>
-          <w:rFonts w:ascii="Lucida Console" w:hAnsi="Lucida Console"/>
-          <w:sz w:val="20"/>
-          <w:szCs w:val="20"/>
-        </w:rPr>
-      </w:pPr>
-      <w:r>
-        <w:rPr>
-          <w:rFonts w:ascii="Lucida Console" w:hAnsi="Lucida Console"/>
-          <w:sz w:val="20"/>
-          <w:szCs w:val="20"/>
-        </w:rPr>
-        <w:t>chooser = false;</w:t>
-      </w:r>
-    </w:p>
-    <w:p>
-      <w:pPr>
-        <w:spacing w:after="0" w:line="240" w:lineRule="auto"/>
-        <w:rPr>
-          <w:rFonts w:ascii="Lucida Console" w:hAnsi="Lucida Console"/>
-          <w:sz w:val="20"/>
-          <w:szCs w:val="20"/>
-        </w:rPr>
-      </w:pPr>
-      <w:r>
-        <w:rPr>
-          <w:rFonts w:ascii="Lucida Console" w:hAnsi="Lucida Console"/>
-          <w:sz w:val="20"/>
-          <w:szCs w:val="20"/>
-        </w:rPr>
-        <w:t>System.out.println("\ninitial:: chooser:  " + chooser + "  x: " + x + "  y: " + y + "  z: " + z);</w:t>
-      </w:r>
-    </w:p>
-    <w:p>
-      <w:pPr>
-        <w:spacing w:after="0" w:line="240" w:lineRule="auto"/>
-        <w:rPr>
-          <w:rFonts w:ascii="Lucida Console" w:hAnsi="Lucida Console"/>
-          <w:sz w:val="20"/>
-          <w:szCs w:val="20"/>
-        </w:rPr>
-      </w:pPr>
-      <w:r>
-        <w:rPr>
-          <w:rFonts w:ascii="Lucida Console" w:hAnsi="Lucida Console"/>
-          <w:sz w:val="20"/>
-          <w:szCs w:val="20"/>
-        </w:rPr>
-        <w:t>z = chooser ? x + 1 : y + 1;</w:t>
-      </w:r>
-    </w:p>
-    <w:p>
-      <w:pPr>
-        <w:spacing w:after="0" w:line="240" w:lineRule="auto"/>
-        <w:rPr>
-          <w:rFonts w:ascii="Lucida Console" w:hAnsi="Lucida Console"/>
-          <w:sz w:val="20"/>
-          <w:szCs w:val="20"/>
-        </w:rPr>
-      </w:pPr>
-      <w:r>
-        <w:rPr>
-          <w:rFonts w:ascii="Lucida Console" w:hAnsi="Lucida Console"/>
-          <w:sz w:val="20"/>
-          <w:szCs w:val="20"/>
-        </w:rPr>
-        <w:t>System.out.println("post::    chooser:  " + chooser + "  x: " + x + "  y: " + y + "  z: " + z);</w:t>
-      </w:r>
-    </w:p>
-    <w:p>
-      <w:pPr>
-        <w:spacing w:after="0" w:line="240" w:lineRule="auto"/>
-      </w:pPr>
-    </w:p>
-    <w:p>
-      <w:pPr>
-        <w:spacing w:after="0" w:line="240" w:lineRule="auto"/>
-      </w:pPr>
-      <w:r>
-        <w:t xml:space="preserve">Note the “chooser” Boolean variable selects one of the two expressions. This code </w:t>
-      </w:r>
-      <w:r>
-        <w:t xml:space="preserve">transforms to </w:t>
-      </w:r>
-      <w:r>
-        <w:t>the</w:t>
-      </w:r>
-      <w:r>
-        <w:t xml:space="preserve"> Java sequence</w:t>
-      </w:r>
-      <w:r>
-        <w:t xml:space="preserve"> </w:t>
-      </w:r>
-      <w:r>
-        <w:t xml:space="preserve">shown </w:t>
-      </w:r>
-      <w:r>
-        <w:t>below</w:t>
-      </w:r>
-      <w:r>
-        <w:t>:</w:t>
-      </w:r>
-    </w:p>
-    <w:p>
-      <w:pPr>
-        <w:spacing w:after="0" w:line="240" w:lineRule="auto"/>
-      </w:pPr>
-    </w:p>
-    <w:p>
-      <w:pPr>
-        <w:spacing w:after="0" w:line="240" w:lineRule="auto"/>
-        <w:rPr>
-          <w:rFonts w:ascii="Lucida Console" w:hAnsi="Lucida Console"/>
-          <w:sz w:val="20"/>
-          <w:szCs w:val="20"/>
-        </w:rPr>
-      </w:pPr>
-      <w:r>
-        <w:rPr>
-          <w:rFonts w:ascii="Lucida Console" w:hAnsi="Lucida Console"/>
-          <w:sz w:val="20"/>
-          <w:szCs w:val="20"/>
-        </w:rPr>
-        <w:t>int x = 1, y = 5, z = 0;</w:t>
-      </w:r>
-    </w:p>
-    <w:p>
-      <w:pPr>
-        <w:spacing w:after="0" w:line="240" w:lineRule="auto"/>
-        <w:rPr>
-          <w:rFonts w:ascii="Lucida Console" w:hAnsi="Lucida Console"/>
-          <w:sz w:val="20"/>
-          <w:szCs w:val="20"/>
-        </w:rPr>
-      </w:pPr>
-      <w:r>
-        <w:rPr>
-          <w:rFonts w:ascii="Lucida Console" w:hAnsi="Lucida Console"/>
-          <w:sz w:val="20"/>
-          <w:szCs w:val="20"/>
-        </w:rPr>
-        <w:t>int[] alternatives = { x + 1, y + 1 };</w:t>
-      </w:r>
-    </w:p>
-    <w:p>
-      <w:pPr>
-        <w:spacing w:after="0" w:line="240" w:lineRule="auto"/>
-        <w:rPr>
-          <w:rFonts w:ascii="Lucida Console" w:hAnsi="Lucida Console"/>
-          <w:sz w:val="20"/>
-          <w:szCs w:val="20"/>
-        </w:rPr>
-      </w:pPr>
-      <w:r>
-        <w:rPr>
-          <w:rFonts w:ascii="Lucida Console" w:hAnsi="Lucida Console"/>
-          <w:sz w:val="20"/>
-          <w:szCs w:val="20"/>
-        </w:rPr>
-        <w:t>System.out.println("\nSetup:   x: " + x + "  y: " + y + "  Alternatives: [" + alternatives[0] + ", "</w:t>
-      </w:r>
-      <w:r>
-        <w:rPr>
-          <w:rFonts w:ascii="Lucida Console" w:hAnsi="Lucida Console"/>
-          <w:sz w:val="20"/>
-          <w:szCs w:val="20"/>
-        </w:rPr>
-        <w:t xml:space="preserve"> </w:t>
-      </w:r>
-      <w:r>
-        <w:rPr>
-          <w:rFonts w:ascii="Lucida Console" w:hAnsi="Lucida Console"/>
-          <w:sz w:val="20"/>
-          <w:szCs w:val="20"/>
-        </w:rPr>
-        <w:t>+ alternatives[1] + "]");</w:t>
-      </w:r>
-    </w:p>
-    <w:p>
-      <w:pPr>
-        <w:spacing w:after="0" w:line="240" w:lineRule="auto"/>
-        <w:rPr>
-          <w:rFonts w:ascii="Lucida Console" w:hAnsi="Lucida Console"/>
-          <w:sz w:val="20"/>
-          <w:szCs w:val="20"/>
-        </w:rPr>
-      </w:pPr>
-      <w:r>
-        <w:rPr>
-          <w:rFonts w:ascii="Lucida Console" w:hAnsi="Lucida Console"/>
-          <w:sz w:val="20"/>
-          <w:szCs w:val="20"/>
-        </w:rPr>
-        <w:t>int chooser = 0;</w:t>
-      </w:r>
-    </w:p>
-    <w:p>
-      <w:pPr>
-        <w:spacing w:after="0" w:line="240" w:lineRule="auto"/>
-        <w:rPr>
-          <w:rFonts w:ascii="Lucida Console" w:hAnsi="Lucida Console"/>
-          <w:sz w:val="20"/>
-          <w:szCs w:val="20"/>
-        </w:rPr>
-      </w:pPr>
-      <w:r>
-        <w:rPr>
-          <w:rFonts w:ascii="Lucida Console" w:hAnsi="Lucida Console"/>
-          <w:sz w:val="20"/>
-          <w:szCs w:val="20"/>
-        </w:rPr>
-        <w:t>z = alternatives[chooser];</w:t>
-      </w:r>
-    </w:p>
-    <w:p>
-      <w:pPr>
-        <w:spacing w:after="0" w:line="240" w:lineRule="auto"/>
-        <w:rPr>
-          <w:rFonts w:ascii="Lucida Console" w:hAnsi="Lucida Console"/>
-          <w:sz w:val="20"/>
-          <w:szCs w:val="20"/>
-        </w:rPr>
-      </w:pPr>
-      <w:r>
-        <w:rPr>
-          <w:rFonts w:ascii="Lucida Console" w:hAnsi="Lucida Console"/>
-          <w:sz w:val="20"/>
-          <w:szCs w:val="20"/>
-        </w:rPr>
-        <w:t>System.out.println("post::   chooser:  " + chooser + "  z: " + z);</w:t>
-      </w:r>
-    </w:p>
-    <w:p>
-      <w:pPr>
-        <w:spacing w:after="0" w:line="240" w:lineRule="auto"/>
-        <w:rPr>
-          <w:rFonts w:ascii="Lucida Console" w:hAnsi="Lucida Console"/>
-          <w:sz w:val="20"/>
-          <w:szCs w:val="20"/>
-        </w:rPr>
-      </w:pPr>
-      <w:r>
-        <w:rPr>
-          <w:rFonts w:ascii="Lucida Console" w:hAnsi="Lucida Console"/>
-          <w:sz w:val="20"/>
-          <w:szCs w:val="20"/>
-        </w:rPr>
-        <w:t>chooser = 1;</w:t>
-      </w:r>
-    </w:p>
-    <w:p>
-      <w:pPr>
-        <w:spacing w:after="0" w:line="240" w:lineRule="auto"/>
-        <w:rPr>
-          <w:rFonts w:ascii="Lucida Console" w:hAnsi="Lucida Console"/>
-          <w:sz w:val="20"/>
-          <w:szCs w:val="20"/>
-        </w:rPr>
-      </w:pPr>
-      <w:r>
-        <w:rPr>
-          <w:rFonts w:ascii="Lucida Console" w:hAnsi="Lucida Console"/>
-          <w:sz w:val="20"/>
-          <w:szCs w:val="20"/>
-        </w:rPr>
-        <w:t>z = alternatives[chooser];</w:t>
-      </w:r>
-    </w:p>
-    <w:p>
-      <w:pPr>
-        <w:spacing w:after="0" w:line="240" w:lineRule="auto"/>
-        <w:rPr>
-          <w:rFonts w:ascii="Lucida Console" w:hAnsi="Lucida Console"/>
-          <w:sz w:val="20"/>
-          <w:szCs w:val="20"/>
-        </w:rPr>
-      </w:pPr>
-      <w:r>
-        <w:rPr>
-          <w:rFonts w:ascii="Lucida Console" w:hAnsi="Lucida Console"/>
-          <w:sz w:val="20"/>
-          <w:szCs w:val="20"/>
-        </w:rPr>
-        <w:t>System.out.println("post::   chooser:  " + chooser + "  z: " + z);</w:t>
-      </w:r>
-    </w:p>
-    <w:p>
-      <w:pPr>
-        <w:spacing w:after="0" w:line="240" w:lineRule="auto"/>
-      </w:pPr>
-    </w:p>
-    <w:p>
-      <w:pPr>
-        <w:spacing w:after="0" w:line="240" w:lineRule="auto"/>
-      </w:pPr>
-      <w:r>
-        <w:t>We use</w:t>
-      </w:r>
-      <w:r>
-        <w:t xml:space="preserve"> BNF to define the transformation as follows:</w:t>
-      </w:r>
-    </w:p>
-    <w:p>
-      <w:pPr>
-        <w:spacing w:after="0" w:line="240" w:lineRule="auto"/>
-      </w:pPr>
-    </w:p>
-    <w:p>
-      <w:pPr>
-        <w:spacing w:after="0" w:line="240" w:lineRule="auto"/>
+        <w:t xml:space="preserve">Removing </w:t>
+      </w:r>
+      <w:r>
         <w:rPr>
           <w:b/>
           <w:bCs/>
         </w:rPr>
-      </w:pPr>
+        <w:t>T</w:t>
+      </w:r>
       <w:r>
         <w:rPr>
           <w:b/>
           <w:bCs/>
         </w:rPr>
-        <w:t>Ternary IF:</w:t>
-      </w:r>
-    </w:p>
-    <w:p>
-      <w:pPr>
-        <w:spacing w:after="0" w:line="240" w:lineRule="auto"/>
-      </w:pPr>
-      <w:r>
-        <w:t>&lt;Expression&gt; ::= a defined sequence of operations resulting in a single value</w:t>
-      </w:r>
-    </w:p>
-    <w:p>
-      <w:pPr>
-        <w:spacing w:after="0" w:line="240" w:lineRule="auto"/>
-      </w:pPr>
-      <w:r>
-        <w:t>&lt;Boolean&gt; ::= is an expression with a logical value (true or false)</w:t>
-      </w:r>
-    </w:p>
-    <w:p>
-      <w:pPr>
-        <w:spacing w:after="0" w:line="240" w:lineRule="auto"/>
-      </w:pPr>
-      <w:r>
-        <w:t>&lt;Chooser&gt; ::= &lt;Boolean&gt;</w:t>
-      </w:r>
-      <w:r>
-        <w:t xml:space="preserve"> expression</w:t>
-      </w:r>
-    </w:p>
-    <w:p>
-      <w:pPr>
-        <w:spacing w:after="0" w:line="240" w:lineRule="auto"/>
-      </w:pPr>
-      <w:r>
-        <w:t>&lt;True_value&gt; ::= an Expression associated</w:t>
-      </w:r>
-      <w:r>
-        <w:t xml:space="preserve"> with &lt;Chooser&gt; evaluating to true</w:t>
-      </w:r>
-    </w:p>
-    <w:p>
-      <w:pPr>
-        <w:spacing w:after="0" w:line="240" w:lineRule="auto"/>
+        <w:t>ernary Expressions</w:t>
+      </w:r>
+    </w:p>
+    <w:p>
+      <w:pPr>
+        <w:spacing w:after="0" w:line="240" w:lineRule="auto"/>
+      </w:pPr>
+    </w:p>
+    <w:p>
+      <w:pPr>
+        <w:spacing w:after="0" w:line="240" w:lineRule="auto"/>
+      </w:pPr>
+      <w:r>
+        <w:t>You are transforming C source files containing a main function to eliminate ternary expressions</w:t>
+      </w:r>
+      <w:r>
+        <w:t xml:space="preserve">. </w:t>
+      </w:r>
+      <w:r>
+        <w:t xml:space="preserve">Replace each ternary expression with semantically equivalent code that avoids </w:t>
+      </w:r>
+      <w:r>
+        <w:t xml:space="preserve">explicit </w:t>
+      </w:r>
+      <w:r>
+        <w:t>conditional branching.</w:t>
+      </w:r>
+      <w:r>
+        <w:t xml:space="preserve"> Ternaries may appear in:</w:t>
+      </w:r>
+    </w:p>
+    <w:p>
+      <w:pPr>
+        <w:pStyle w:val="ListParagraph"/>
+        <w:numPr>
+          <w:ilvl w:val="0"/>
+          <w:numId w:val="2"/>
+        </w:numPr>
+        <w:spacing w:after="0" w:line="240" w:lineRule="auto"/>
+      </w:pPr>
+      <w:r>
+        <w:t>assignments</w:t>
+      </w:r>
+    </w:p>
+    <w:p>
+      <w:pPr>
+        <w:pStyle w:val="ListParagraph"/>
+        <w:numPr>
+          <w:ilvl w:val="0"/>
+          <w:numId w:val="2"/>
+        </w:numPr>
+        <w:spacing w:after="0" w:line="240" w:lineRule="auto"/>
+      </w:pPr>
+      <w:r>
+        <w:t>return statements</w:t>
+      </w:r>
+    </w:p>
+    <w:p>
+      <w:pPr>
+        <w:pStyle w:val="ListParagraph"/>
+        <w:numPr>
+          <w:ilvl w:val="0"/>
+          <w:numId w:val="2"/>
+        </w:numPr>
+        <w:spacing w:after="0" w:line="240" w:lineRule="auto"/>
+      </w:pPr>
+      <w:r>
+        <w:t>function arguments</w:t>
+      </w:r>
+    </w:p>
+    <w:p>
+      <w:pPr>
+        <w:pStyle w:val="ListParagraph"/>
+        <w:numPr>
+          <w:ilvl w:val="0"/>
+          <w:numId w:val="2"/>
+        </w:numPr>
+        <w:spacing w:after="0" w:line="240" w:lineRule="auto"/>
+      </w:pPr>
+      <w:r>
+        <w:t>array subscripts</w:t>
+      </w:r>
+    </w:p>
+    <w:p>
+      <w:pPr>
+        <w:pStyle w:val="ListParagraph"/>
+        <w:numPr>
+          <w:ilvl w:val="0"/>
+          <w:numId w:val="2"/>
+        </w:numPr>
+        <w:spacing w:after="0" w:line="240" w:lineRule="auto"/>
+      </w:pPr>
+      <w:r>
+        <w:t>nested expressions</w:t>
+      </w:r>
+    </w:p>
+    <w:p>
+      <w:pPr>
+        <w:spacing w:after="0" w:line="240" w:lineRule="auto"/>
+      </w:pPr>
+    </w:p>
+    <w:p>
+      <w:pPr>
+        <w:spacing w:after="0" w:line="240" w:lineRule="auto"/>
+      </w:pPr>
+      <w:r>
+        <w:t>Replace</w:t>
+      </w:r>
+      <w:r>
+        <w:t xml:space="preserve"> most</w:t>
+      </w:r>
+      <w:r>
+        <w:t xml:space="preserve"> occurrence</w:t>
+      </w:r>
+      <w:r>
+        <w:t>s</w:t>
+      </w:r>
+      <w:r>
+        <w:t xml:space="preserve"> of the ternary operator (?:) appearing within executable code inside the input file</w:t>
+      </w:r>
+      <w:r>
+        <w:t xml:space="preserve">, </w:t>
+      </w:r>
+      <w:r>
+        <w:t>except</w:t>
+      </w:r>
+      <w:r>
+        <w:t xml:space="preserve"> not replace ternary expressions in:</w:t>
+      </w:r>
+    </w:p>
+    <w:p>
+      <w:pPr>
+        <w:pStyle w:val="ListParagraph"/>
+        <w:numPr>
+          <w:ilvl w:val="0"/>
+          <w:numId w:val="3"/>
+        </w:numPr>
+        <w:spacing w:after="0" w:line="240" w:lineRule="auto"/>
+      </w:pPr>
+      <w:r>
+        <w:t>macros</w:t>
+      </w:r>
+    </w:p>
+    <w:p>
+      <w:pPr>
+        <w:pStyle w:val="ListParagraph"/>
+        <w:numPr>
+          <w:ilvl w:val="0"/>
+          <w:numId w:val="3"/>
+        </w:numPr>
+        <w:spacing w:after="0" w:line="240" w:lineRule="auto"/>
+      </w:pPr>
+      <w:r>
+        <w:t>macro arguments</w:t>
+      </w:r>
+    </w:p>
+    <w:p>
+      <w:pPr>
+        <w:pStyle w:val="ListParagraph"/>
+        <w:numPr>
+          <w:ilvl w:val="0"/>
+          <w:numId w:val="3"/>
+        </w:numPr>
+        <w:spacing w:after="0" w:line="240" w:lineRule="auto"/>
+      </w:pPr>
+      <w:r>
+        <w:t>global initializers</w:t>
+      </w:r>
+    </w:p>
+    <w:p>
+      <w:pPr>
+        <w:pStyle w:val="ListParagraph"/>
+        <w:numPr>
+          <w:ilvl w:val="0"/>
+          <w:numId w:val="3"/>
+        </w:numPr>
+        <w:spacing w:after="0" w:line="240" w:lineRule="auto"/>
+      </w:pPr>
+      <w:r>
+        <w:t>constant expressions</w:t>
+      </w:r>
+    </w:p>
+    <w:p>
+      <w:pPr>
+        <w:pStyle w:val="ListParagraph"/>
+        <w:numPr>
+          <w:ilvl w:val="0"/>
+          <w:numId w:val="3"/>
+        </w:numPr>
+        <w:spacing w:after="0" w:line="240" w:lineRule="auto"/>
+      </w:pPr>
+      <w:r>
+        <w:t>code inside disabled preprocessor blocks</w:t>
+      </w:r>
+    </w:p>
+    <w:p>
+      <w:pPr>
+        <w:spacing w:after="0" w:line="240" w:lineRule="auto"/>
+      </w:pPr>
+    </w:p>
+    <w:p>
+      <w:pPr>
+        <w:spacing w:after="0" w:line="240" w:lineRule="auto"/>
+      </w:pPr>
+      <w:r>
+        <w:t xml:space="preserve">This transformation is performed by explicitly pre-evaluating the alternative values of the ternary expression and then selecting the appropriate </w:t>
+      </w:r>
+      <w:r>
+        <w:t>value based on the selector expression</w:t>
+      </w:r>
+      <w:r>
+        <w:t xml:space="preserve">. </w:t>
+      </w:r>
+      <w:r>
+        <w:t>For example</w:t>
+      </w:r>
+      <w:r>
+        <w:t xml:space="preserve">, </w:t>
+      </w:r>
+      <w:r>
+        <w:t xml:space="preserve">consider </w:t>
+      </w:r>
+      <w:r>
+        <w:t xml:space="preserve">the </w:t>
+      </w:r>
+      <w:r>
+        <w:t xml:space="preserve">following </w:t>
+      </w:r>
+      <w:r>
+        <w:t>C</w:t>
+      </w:r>
+      <w:r>
+        <w:t xml:space="preserve"> </w:t>
+      </w:r>
+      <w:r>
+        <w:t>expression sequence</w:t>
+      </w:r>
+      <w:r>
+        <w:t xml:space="preserve"> shown below</w:t>
+      </w:r>
+      <w:r>
+        <w:t>:</w:t>
+      </w:r>
+    </w:p>
+    <w:p>
+      <w:pPr>
+        <w:spacing w:after="0" w:line="240" w:lineRule="auto"/>
+      </w:pPr>
+    </w:p>
+    <w:p>
+      <w:pPr>
+        <w:pStyle w:val="Heading4"/>
+      </w:pPr>
+      <w:r>
+        <w:t>Sample Ternary Expression:</w:t>
+      </w:r>
+    </w:p>
+    <w:p>
+      <w:pPr>
+        <w:spacing w:after="0" w:line="240" w:lineRule="auto"/>
+        <w:rPr>
+          <w:rFonts w:ascii="Lucida Console" w:hAnsi="Lucida Console"/>
+          <w:sz w:val="20"/>
+          <w:szCs w:val="20"/>
+        </w:rPr>
+      </w:pPr>
+      <w:r>
+        <w:rPr>
+          <w:rFonts w:ascii="Lucida Console" w:hAnsi="Lucida Console"/>
+          <w:sz w:val="20"/>
+          <w:szCs w:val="20"/>
+        </w:rPr>
+        <w:t>int x = 1, y = 5, z = 0;</w:t>
+      </w:r>
+    </w:p>
+    <w:p>
+      <w:pPr>
+        <w:spacing w:after="0" w:line="240" w:lineRule="auto"/>
+        <w:rPr>
+          <w:rFonts w:ascii="Lucida Console" w:hAnsi="Lucida Console"/>
+          <w:sz w:val="20"/>
+          <w:szCs w:val="20"/>
+        </w:rPr>
+      </w:pPr>
+      <w:r>
+        <w:rPr>
+          <w:rFonts w:ascii="Lucida Console" w:hAnsi="Lucida Console"/>
+          <w:sz w:val="20"/>
+          <w:szCs w:val="20"/>
+        </w:rPr>
+        <w:t xml:space="preserve">bool </w:t>
+      </w:r>
+      <w:r>
+        <w:rPr>
+          <w:rFonts w:ascii="Lucida Console" w:hAnsi="Lucida Console"/>
+          <w:sz w:val="20"/>
+          <w:szCs w:val="20"/>
+        </w:rPr>
+        <w:t>chooser</w:t>
+      </w:r>
+      <w:r>
+        <w:rPr>
+          <w:rFonts w:ascii="Lucida Console" w:hAnsi="Lucida Console"/>
+          <w:sz w:val="20"/>
+          <w:szCs w:val="20"/>
+        </w:rPr>
+        <w:t xml:space="preserve"> = true;</w:t>
+      </w:r>
+    </w:p>
+    <w:p>
+      <w:pPr>
+        <w:spacing w:after="0" w:line="240" w:lineRule="auto"/>
+        <w:rPr>
+          <w:rFonts w:ascii="Lucida Console" w:hAnsi="Lucida Console"/>
+          <w:sz w:val="20"/>
+          <w:szCs w:val="20"/>
+        </w:rPr>
+      </w:pPr>
+      <w:r>
+        <w:rPr>
+          <w:rFonts w:ascii="Lucida Console" w:hAnsi="Lucida Console"/>
+          <w:sz w:val="20"/>
+          <w:szCs w:val="20"/>
+        </w:rPr>
+        <w:t xml:space="preserve">z = </w:t>
+      </w:r>
+      <w:r>
+        <w:rPr>
+          <w:rFonts w:ascii="Lucida Console" w:hAnsi="Lucida Console"/>
+          <w:sz w:val="20"/>
+          <w:szCs w:val="20"/>
+        </w:rPr>
+        <w:t>chooser</w:t>
+      </w:r>
+      <w:r>
+        <w:rPr>
+          <w:rFonts w:ascii="Lucida Console" w:hAnsi="Lucida Console"/>
+          <w:sz w:val="20"/>
+          <w:szCs w:val="20"/>
+        </w:rPr>
+        <w:t xml:space="preserve"> ? x + 1 : y + 1;</w:t>
+      </w:r>
+    </w:p>
+    <w:p>
+      <w:pPr>
+        <w:spacing w:after="0" w:line="240" w:lineRule="auto"/>
+        <w:rPr>
+          <w:rFonts w:ascii="Lucida Console" w:hAnsi="Lucida Console"/>
+          <w:sz w:val="20"/>
+          <w:szCs w:val="20"/>
+        </w:rPr>
+      </w:pPr>
+      <w:r>
+        <w:rPr>
+          <w:rFonts w:ascii="Lucida Console" w:hAnsi="Lucida Console"/>
+          <w:sz w:val="20"/>
+          <w:szCs w:val="20"/>
+        </w:rPr>
+        <w:t>chooser</w:t>
+      </w:r>
+      <w:r>
+        <w:rPr>
+          <w:rFonts w:ascii="Lucida Console" w:hAnsi="Lucida Console"/>
+          <w:sz w:val="20"/>
+          <w:szCs w:val="20"/>
+        </w:rPr>
+        <w:t xml:space="preserve"> = false;</w:t>
+      </w:r>
+    </w:p>
+    <w:p>
+      <w:pPr>
+        <w:spacing w:after="0" w:line="240" w:lineRule="auto"/>
+        <w:rPr>
+          <w:rFonts w:ascii="Lucida Console" w:hAnsi="Lucida Console"/>
+          <w:sz w:val="20"/>
+          <w:szCs w:val="20"/>
+        </w:rPr>
+      </w:pPr>
+      <w:r>
+        <w:rPr>
+          <w:rFonts w:ascii="Lucida Console" w:hAnsi="Lucida Console"/>
+          <w:sz w:val="20"/>
+          <w:szCs w:val="20"/>
+        </w:rPr>
+        <w:t xml:space="preserve">z = </w:t>
+      </w:r>
+      <w:r>
+        <w:rPr>
+          <w:rFonts w:ascii="Lucida Console" w:hAnsi="Lucida Console"/>
+          <w:sz w:val="20"/>
+          <w:szCs w:val="20"/>
+        </w:rPr>
+        <w:t>chooser</w:t>
+      </w:r>
+      <w:r>
+        <w:rPr>
+          <w:rFonts w:ascii="Lucida Console" w:hAnsi="Lucida Console"/>
+          <w:sz w:val="20"/>
+          <w:szCs w:val="20"/>
+        </w:rPr>
+        <w:t xml:space="preserve"> ? x + 1 : y + 1;</w:t>
+      </w:r>
+    </w:p>
+    <w:p>
+      <w:pPr>
+        <w:spacing w:after="0" w:line="240" w:lineRule="auto"/>
+      </w:pPr>
+    </w:p>
+    <w:p>
+      <w:pPr>
+        <w:spacing w:after="0" w:line="240" w:lineRule="auto"/>
+      </w:pPr>
+      <w:r>
+        <w:t>Note the “</w:t>
+      </w:r>
+      <w:r>
+        <w:t>chooser</w:t>
+      </w:r>
+      <w:r>
+        <w:t xml:space="preserve">” Boolean variable selects one of the two </w:t>
+      </w:r>
+      <w:r>
+        <w:t xml:space="preserve">alternative </w:t>
+      </w:r>
+      <w:r>
+        <w:t xml:space="preserve">expressions. </w:t>
+      </w:r>
+      <w:r>
+        <w:t xml:space="preserve">C level </w:t>
+      </w:r>
+      <w:r>
+        <w:t xml:space="preserve">C99/C11 with </w:t>
+      </w:r>
+      <w:r>
+        <w:rPr>
+          <w:rFonts w:ascii="Lucida Console" w:hAnsi="Lucida Console"/>
+          <w:sz w:val="20"/>
+          <w:szCs w:val="20"/>
+        </w:rPr>
+        <w:t>stdbool.h</w:t>
+      </w:r>
+      <w:r>
+        <w:t xml:space="preserve"> is required.</w:t>
+      </w:r>
+      <w:r>
+        <w:t xml:space="preserve"> </w:t>
+      </w:r>
+      <w:r>
+        <w:t>T</w:t>
+      </w:r>
+      <w:r>
+        <w:t xml:space="preserve">he </w:t>
+      </w:r>
+      <w:r>
+        <w:t>“</w:t>
+      </w:r>
+      <w:r>
+        <w:t>alternatives</w:t>
+      </w:r>
+      <w:r>
+        <w:t>”</w:t>
+      </w:r>
+      <w:r>
+        <w:t xml:space="preserve"> array must use the exact type of the ternary expression after standard C type resolution.</w:t>
+      </w:r>
+      <w:r>
+        <w:t xml:space="preserve"> </w:t>
+      </w:r>
+      <w:r>
+        <w:t xml:space="preserve"> </w:t>
+      </w:r>
+      <w:r>
+        <w:t xml:space="preserve">This code </w:t>
+      </w:r>
+      <w:r>
+        <w:t xml:space="preserve">transforms to </w:t>
+      </w:r>
+      <w:r>
+        <w:t>the</w:t>
+      </w:r>
+      <w:r>
+        <w:t xml:space="preserve"> </w:t>
+      </w:r>
+      <w:r>
+        <w:t>C</w:t>
+      </w:r>
+      <w:r>
+        <w:t xml:space="preserve"> sequence</w:t>
+      </w:r>
+      <w:r>
+        <w:t xml:space="preserve"> </w:t>
+      </w:r>
+      <w:r>
+        <w:t xml:space="preserve">shown </w:t>
+      </w:r>
+      <w:r>
+        <w:t>below</w:t>
+      </w:r>
+      <w:r>
+        <w:t>:</w:t>
+      </w:r>
+    </w:p>
+    <w:p>
+      <w:pPr>
+        <w:spacing w:after="0" w:line="240" w:lineRule="auto"/>
+      </w:pPr>
+    </w:p>
+    <w:p>
+      <w:pPr>
+        <w:pStyle w:val="Heading4"/>
       </w:pPr>
       <w:r>
         <w:lastRenderedPageBreak/>
-        <w:t>&lt;False_value&gt; ::= an Expression associated with &lt;Chooser&gt; evaluating to false</w:t>
-      </w:r>
-    </w:p>
-    <w:p>
-      <w:pPr>
-        <w:spacing w:after="0" w:line="240" w:lineRule="auto"/>
-      </w:pPr>
-      <w:r>
-        <w:t>&lt;Ternary_IF&gt; ::= &lt;Chooser&gt; ? &lt;True_value&gt; : &lt;False_value&gt;</w:t>
-      </w:r>
+        <w:t>Sample Transformed Ternary Expression</w:t>
+      </w:r>
+    </w:p>
+    <w:p>
+      <w:pPr>
+        <w:spacing w:after="0" w:line="240" w:lineRule="auto"/>
+        <w:rPr>
+          <w:rFonts w:ascii="Lucida Console" w:hAnsi="Lucida Console"/>
+          <w:sz w:val="20"/>
+          <w:szCs w:val="20"/>
+        </w:rPr>
+      </w:pPr>
+      <w:r>
+        <w:rPr>
+          <w:rFonts w:ascii="Lucida Console" w:hAnsi="Lucida Console"/>
+          <w:sz w:val="20"/>
+          <w:szCs w:val="20"/>
+        </w:rPr>
+        <w:t>int x = 1, y = 5, z = 0;</w:t>
+      </w:r>
+    </w:p>
+    <w:p>
+      <w:pPr>
+        <w:spacing w:after="0" w:line="240" w:lineRule="auto"/>
+        <w:rPr>
+          <w:rFonts w:ascii="Lucida Console" w:hAnsi="Lucida Console"/>
+          <w:sz w:val="20"/>
+          <w:szCs w:val="20"/>
+        </w:rPr>
+      </w:pPr>
+      <w:r>
+        <w:rPr>
+          <w:rFonts w:ascii="Lucida Console" w:hAnsi="Lucida Console"/>
+          <w:sz w:val="20"/>
+          <w:szCs w:val="20"/>
+        </w:rPr>
+        <w:t>int alternatives[2];</w:t>
+      </w:r>
+    </w:p>
+    <w:p>
+      <w:pPr>
+        <w:spacing w:after="0" w:line="240" w:lineRule="auto"/>
+        <w:rPr>
+          <w:rFonts w:ascii="Lucida Console" w:hAnsi="Lucida Console"/>
+          <w:sz w:val="20"/>
+          <w:szCs w:val="20"/>
+        </w:rPr>
+      </w:pPr>
+      <w:r>
+        <w:rPr>
+          <w:rFonts w:ascii="Lucida Console" w:hAnsi="Lucida Console"/>
+          <w:sz w:val="20"/>
+          <w:szCs w:val="20"/>
+        </w:rPr>
+        <w:t>alternatives[0] = y + 1;</w:t>
+      </w:r>
+    </w:p>
+    <w:p>
+      <w:pPr>
+        <w:spacing w:after="0" w:line="240" w:lineRule="auto"/>
+        <w:rPr>
+          <w:rFonts w:ascii="Lucida Console" w:hAnsi="Lucida Console"/>
+          <w:sz w:val="20"/>
+          <w:szCs w:val="20"/>
+        </w:rPr>
+      </w:pPr>
+      <w:r>
+        <w:rPr>
+          <w:rFonts w:ascii="Lucida Console" w:hAnsi="Lucida Console"/>
+          <w:sz w:val="20"/>
+          <w:szCs w:val="20"/>
+        </w:rPr>
+        <w:t>alternatives[1] = x + 1;</w:t>
+      </w:r>
+    </w:p>
+    <w:p>
+      <w:pPr>
+        <w:spacing w:after="0" w:line="240" w:lineRule="auto"/>
+        <w:rPr>
+          <w:rFonts w:ascii="Lucida Console" w:hAnsi="Lucida Console"/>
+          <w:sz w:val="20"/>
+          <w:szCs w:val="20"/>
+        </w:rPr>
+      </w:pPr>
+      <w:r>
+        <w:rPr>
+          <w:rFonts w:ascii="Lucida Console" w:hAnsi="Lucida Console"/>
+          <w:sz w:val="20"/>
+          <w:szCs w:val="20"/>
+        </w:rPr>
+        <w:t>bool chooser = true;</w:t>
+      </w:r>
+    </w:p>
+    <w:p>
+      <w:pPr>
+        <w:spacing w:after="0" w:line="240" w:lineRule="auto"/>
+        <w:rPr>
+          <w:rFonts w:ascii="Lucida Console" w:hAnsi="Lucida Console"/>
+          <w:sz w:val="20"/>
+          <w:szCs w:val="20"/>
+        </w:rPr>
+      </w:pPr>
+      <w:r>
+        <w:rPr>
+          <w:rFonts w:ascii="Lucida Console" w:hAnsi="Lucida Console"/>
+          <w:sz w:val="20"/>
+          <w:szCs w:val="20"/>
+        </w:rPr>
+        <w:t>int idx = !!chooser;</w:t>
+      </w:r>
+    </w:p>
+    <w:p>
+      <w:pPr>
+        <w:spacing w:after="0" w:line="240" w:lineRule="auto"/>
+        <w:rPr>
+          <w:rFonts w:ascii="Lucida Console" w:hAnsi="Lucida Console"/>
+          <w:sz w:val="20"/>
+          <w:szCs w:val="20"/>
+        </w:rPr>
+      </w:pPr>
+      <w:r>
+        <w:rPr>
+          <w:rFonts w:ascii="Lucida Console" w:hAnsi="Lucida Console"/>
+          <w:sz w:val="20"/>
+          <w:szCs w:val="20"/>
+        </w:rPr>
+        <w:t>z = alternatives[idx];</w:t>
+      </w:r>
+    </w:p>
+    <w:p>
+      <w:pPr>
+        <w:spacing w:after="0" w:line="240" w:lineRule="auto"/>
+        <w:rPr>
+          <w:rFonts w:ascii="Lucida Console" w:hAnsi="Lucida Console"/>
+          <w:sz w:val="20"/>
+          <w:szCs w:val="20"/>
+        </w:rPr>
+      </w:pPr>
+      <w:r>
+        <w:rPr>
+          <w:rFonts w:ascii="Lucida Console" w:hAnsi="Lucida Console"/>
+          <w:sz w:val="20"/>
+          <w:szCs w:val="20"/>
+        </w:rPr>
+        <w:t>chooser = false;</w:t>
+      </w:r>
+    </w:p>
+    <w:p>
+      <w:pPr>
+        <w:spacing w:after="0" w:line="240" w:lineRule="auto"/>
+        <w:rPr>
+          <w:rFonts w:ascii="Lucida Console" w:hAnsi="Lucida Console"/>
+          <w:sz w:val="20"/>
+          <w:szCs w:val="20"/>
+        </w:rPr>
+      </w:pPr>
+      <w:r>
+        <w:rPr>
+          <w:rFonts w:ascii="Lucida Console" w:hAnsi="Lucida Console"/>
+          <w:sz w:val="20"/>
+          <w:szCs w:val="20"/>
+        </w:rPr>
+        <w:t>idx = !!chooser;</w:t>
+      </w:r>
+    </w:p>
+    <w:p>
+      <w:pPr>
+        <w:spacing w:after="0" w:line="240" w:lineRule="auto"/>
+        <w:rPr>
+          <w:rFonts w:ascii="Lucida Console" w:hAnsi="Lucida Console"/>
+          <w:sz w:val="20"/>
+          <w:szCs w:val="20"/>
+        </w:rPr>
+      </w:pPr>
+      <w:r>
+        <w:rPr>
+          <w:rFonts w:ascii="Lucida Console" w:hAnsi="Lucida Console"/>
+          <w:sz w:val="20"/>
+          <w:szCs w:val="20"/>
+        </w:rPr>
+        <w:t>z = alternatives[idx];</w:t>
+      </w:r>
+    </w:p>
+    <w:p>
+      <w:pPr>
+        <w:spacing w:after="0" w:line="240" w:lineRule="auto"/>
+      </w:pPr>
+    </w:p>
+    <w:p>
+      <w:pPr>
+        <w:spacing w:after="0" w:line="240" w:lineRule="auto"/>
+      </w:pPr>
+      <w:r>
+        <w:t>Evaluate &lt;Chooser&gt; exactly once and convert the resulting value to an integer in the range {0,1} using !!</w:t>
+      </w:r>
+      <w:r>
+        <w:t xml:space="preserve">. </w:t>
+      </w:r>
+      <w:r>
+        <w:t>This transformation is valid only if both alternative expressions are free of side effects</w:t>
+      </w:r>
+      <w:r>
+        <w:t>.</w:t>
+      </w:r>
+      <w:r>
+        <w:t xml:space="preserve"> </w:t>
+      </w:r>
+      <w:r>
+        <w:t>Declare the pre-computed</w:t>
+      </w:r>
+      <w:r>
+        <w:t xml:space="preserve"> “alternatives”</w:t>
+      </w:r>
+      <w:r>
+        <w:t xml:space="preserve"> array immediately before the statement containing the transformed ternary expression.</w:t>
+      </w:r>
+      <w:r>
+        <w:t xml:space="preserve"> P</w:t>
+      </w:r>
+      <w:r>
+        <w:t>re</w:t>
+      </w:r>
+      <w:r>
+        <w:t>-computed arrays may not be reused.</w:t>
+      </w:r>
+      <w:r>
+        <w:t xml:space="preserve"> </w:t>
+      </w:r>
+      <w:r>
+        <w:t>Generate unique identifiers for each alternatives array.</w:t>
+      </w:r>
+    </w:p>
+    <w:p>
+      <w:pPr>
+        <w:spacing w:after="0" w:line="240" w:lineRule="auto"/>
+      </w:pPr>
+    </w:p>
+    <w:p>
+      <w:pPr>
+        <w:spacing w:after="0" w:line="240" w:lineRule="auto"/>
+      </w:pPr>
+      <w:r>
+        <w:t>We use BNF to define the transformation as follows</w:t>
+      </w:r>
+      <w:r>
+        <w:t>:</w:t>
+      </w:r>
+    </w:p>
+    <w:p>
+      <w:pPr>
+        <w:spacing w:after="0" w:line="240" w:lineRule="auto"/>
+      </w:pPr>
     </w:p>
     <w:p>
       <w:pPr>
@@ -576,196 +803,1373 @@
           <w:bCs/>
         </w:rPr>
       </w:pPr>
-    </w:p>
-    <w:p>
-      <w:pPr>
-        <w:spacing w:after="0" w:line="240" w:lineRule="auto"/>
-      </w:pPr>
       <w:r>
         <w:rPr>
           <w:b/>
           <w:bCs/>
         </w:rPr>
-        <w:t>Semantic Note</w:t>
-      </w:r>
-      <w:r>
-        <w:t>: The &lt;Chooser&gt; is evaluated first, and if it is true, the resulting expression is the value associated with &lt;True_value&gt;; otherwise, the resulting expression is the value associated with the &lt;False_value&gt;.</w:t>
-      </w:r>
-    </w:p>
-    <w:p>
-      <w:pPr>
-        <w:spacing w:after="0" w:line="240" w:lineRule="auto"/>
-      </w:pPr>
-    </w:p>
-    <w:p>
-      <w:pPr>
-        <w:spacing w:after="0" w:line="240" w:lineRule="auto"/>
+        <w:t xml:space="preserve">Ternary </w:t>
+      </w:r>
+      <w:r>
         <w:rPr>
           <w:b/>
           <w:bCs/>
         </w:rPr>
-      </w:pPr>
+        <w:t>Expression</w:t>
+      </w:r>
       <w:r>
         <w:rPr>
           <w:b/>
           <w:bCs/>
         </w:rPr>
-        <w:t>Transformation:</w:t>
-      </w:r>
-    </w:p>
-    <w:p>
-      <w:pPr>
-        <w:spacing w:after="0" w:line="240" w:lineRule="auto"/>
-      </w:pPr>
-      <w:r>
-        <w:t xml:space="preserve">&lt;Pre-compute&gt; ::= A two element array </w:t>
-      </w:r>
-      <w:r>
-        <w:t>storing</w:t>
-      </w:r>
-      <w:r>
-        <w:t xml:space="preserve"> &lt;Expression&gt; values</w:t>
-      </w:r>
-    </w:p>
-    <w:p>
-      <w:pPr>
-        <w:spacing w:after="0" w:line="240" w:lineRule="auto"/>
-      </w:pPr>
-      <w:r>
-        <w:t>&lt;Setup0&gt; ::= Assign element 0 of &lt;</w:t>
-      </w:r>
-      <w:r>
-        <w:t>Pre-compute</w:t>
-      </w:r>
-      <w:r>
-        <w:t xml:space="preserve">&gt; with </w:t>
-      </w:r>
-      <w:r>
+        <w:t>:</w:t>
+      </w:r>
+    </w:p>
+    <w:p>
+      <w:pPr>
+        <w:spacing w:after="0" w:line="240" w:lineRule="auto"/>
+        <w:rPr>
+          <w:rFonts w:ascii="Lucida Console" w:hAnsi="Lucida Console"/>
+          <w:sz w:val="20"/>
+          <w:szCs w:val="20"/>
+        </w:rPr>
+      </w:pPr>
+      <w:r>
+        <w:rPr>
+          <w:rFonts w:ascii="Lucida Console" w:hAnsi="Lucida Console"/>
+          <w:sz w:val="20"/>
+          <w:szCs w:val="20"/>
+        </w:rPr>
+        <w:t>&lt;Expression&gt; ::= a defined sequence of operations resulting in a single value</w:t>
+      </w:r>
+    </w:p>
+    <w:p>
+      <w:pPr>
+        <w:spacing w:after="0" w:line="240" w:lineRule="auto"/>
+        <w:rPr>
+          <w:rFonts w:ascii="Lucida Console" w:hAnsi="Lucida Console"/>
+          <w:sz w:val="20"/>
+          <w:szCs w:val="20"/>
+        </w:rPr>
+      </w:pPr>
+      <w:r>
+        <w:rPr>
+          <w:rFonts w:ascii="Lucida Console" w:hAnsi="Lucida Console"/>
+          <w:sz w:val="20"/>
+          <w:szCs w:val="20"/>
+        </w:rPr>
+        <w:t>&lt;Boolean&gt; ::= an expression with a logical value (true or false)</w:t>
+      </w:r>
+    </w:p>
+    <w:p>
+      <w:pPr>
+        <w:spacing w:after="0" w:line="240" w:lineRule="auto"/>
+        <w:rPr>
+          <w:rFonts w:ascii="Lucida Console" w:hAnsi="Lucida Console"/>
+          <w:sz w:val="20"/>
+          <w:szCs w:val="20"/>
+        </w:rPr>
+      </w:pPr>
+      <w:r>
+        <w:rPr>
+          <w:rFonts w:ascii="Lucida Console" w:hAnsi="Lucida Console"/>
+          <w:sz w:val="20"/>
+          <w:szCs w:val="20"/>
+        </w:rPr>
         <w:t>&lt;</w:t>
       </w:r>
       <w:r>
-        <w:t>False</w:t>
-      </w:r>
-      <w:r>
-        <w:t>_value&gt;</w:t>
-      </w:r>
-    </w:p>
-    <w:p>
-      <w:pPr>
-        <w:spacing w:after="0" w:line="240" w:lineRule="auto"/>
-      </w:pPr>
-      <w:r>
-        <w:t>&lt;Setup</w:t>
-      </w:r>
-      <w:r>
-        <w:t>1</w:t>
-      </w:r>
-      <w:r>
-        <w:t xml:space="preserve">&gt; ::= Assign element </w:t>
-      </w:r>
-      <w:r>
-        <w:t>1</w:t>
-      </w:r>
-      <w:r>
-        <w:t xml:space="preserve"> of &lt;Pre-compute&gt; with &lt;True_value&gt;</w:t>
-      </w:r>
-    </w:p>
-    <w:p>
-      <w:pPr>
-        <w:spacing w:after="0" w:line="240" w:lineRule="auto"/>
-      </w:pPr>
-      <w:r>
-        <w:t>&lt;Condition&gt; ::= Convert &lt;Chooser&gt; such that false has value zero and true has value one</w:t>
-      </w:r>
-    </w:p>
-    <w:p>
-      <w:pPr>
-        <w:spacing w:after="0" w:line="240" w:lineRule="auto"/>
-      </w:pPr>
-      <w:r>
-        <w:t>&lt;Transformed_Terminary_IF&gt; ::= &lt;Pre-compute&gt;[&lt;Condition&gt;]</w:t>
-      </w:r>
-    </w:p>
-    <w:p>
-      <w:pPr>
-        <w:spacing w:after="0" w:line="240" w:lineRule="auto"/>
-      </w:pPr>
-    </w:p>
-    <w:p>
-      <w:pPr>
-        <w:spacing w:after="0" w:line="240" w:lineRule="auto"/>
-      </w:pPr>
-      <w:r>
+        <w:rPr>
+          <w:rFonts w:ascii="Lucida Console" w:hAnsi="Lucida Console"/>
+          <w:sz w:val="20"/>
+          <w:szCs w:val="20"/>
+        </w:rPr>
+        <w:t>Chooser</w:t>
+      </w:r>
+      <w:r>
+        <w:rPr>
+          <w:rFonts w:ascii="Lucida Console" w:hAnsi="Lucida Console"/>
+          <w:sz w:val="20"/>
+          <w:szCs w:val="20"/>
+        </w:rPr>
+        <w:t>&gt; ::= &lt;Boolean&gt;</w:t>
+      </w:r>
+      <w:r>
+        <w:rPr>
+          <w:rFonts w:ascii="Lucida Console" w:hAnsi="Lucida Console"/>
+          <w:sz w:val="20"/>
+          <w:szCs w:val="20"/>
+        </w:rPr>
+        <w:t xml:space="preserve"> expression</w:t>
+      </w:r>
+    </w:p>
+    <w:p>
+      <w:pPr>
+        <w:spacing w:after="0" w:line="240" w:lineRule="auto"/>
+        <w:rPr>
+          <w:rFonts w:ascii="Lucida Console" w:hAnsi="Lucida Console"/>
+          <w:sz w:val="20"/>
+          <w:szCs w:val="20"/>
+        </w:rPr>
+      </w:pPr>
+      <w:r>
+        <w:rPr>
+          <w:rFonts w:ascii="Lucida Console" w:hAnsi="Lucida Console"/>
+          <w:sz w:val="20"/>
+          <w:szCs w:val="20"/>
+        </w:rPr>
+        <w:t>&lt;True_value&gt; ::= an Expression associated with &lt;</w:t>
+      </w:r>
+      <w:r>
+        <w:rPr>
+          <w:rFonts w:ascii="Lucida Console" w:hAnsi="Lucida Console"/>
+          <w:sz w:val="20"/>
+          <w:szCs w:val="20"/>
+        </w:rPr>
+        <w:t>Chooser</w:t>
+      </w:r>
+      <w:r>
+        <w:rPr>
+          <w:rFonts w:ascii="Lucida Console" w:hAnsi="Lucida Console"/>
+          <w:sz w:val="20"/>
+          <w:szCs w:val="20"/>
+        </w:rPr>
+        <w:t>&gt; evaluating to true</w:t>
+      </w:r>
+    </w:p>
+    <w:p>
+      <w:pPr>
+        <w:spacing w:after="0" w:line="240" w:lineRule="auto"/>
+        <w:rPr>
+          <w:rFonts w:ascii="Lucida Console" w:hAnsi="Lucida Console"/>
+          <w:sz w:val="20"/>
+          <w:szCs w:val="20"/>
+        </w:rPr>
+      </w:pPr>
+      <w:r>
+        <w:rPr>
+          <w:rFonts w:ascii="Lucida Console" w:hAnsi="Lucida Console"/>
+          <w:sz w:val="20"/>
+          <w:szCs w:val="20"/>
+        </w:rPr>
+        <w:t>&lt;False_value&gt; ::= an Expression associated with &lt;</w:t>
+      </w:r>
+      <w:r>
+        <w:rPr>
+          <w:rFonts w:ascii="Lucida Console" w:hAnsi="Lucida Console"/>
+          <w:sz w:val="20"/>
+          <w:szCs w:val="20"/>
+        </w:rPr>
+        <w:t>Chooser</w:t>
+      </w:r>
+      <w:r>
+        <w:rPr>
+          <w:rFonts w:ascii="Lucida Console" w:hAnsi="Lucida Console"/>
+          <w:sz w:val="20"/>
+          <w:szCs w:val="20"/>
+        </w:rPr>
+        <w:t>&gt; evaluating to false</w:t>
+      </w:r>
+    </w:p>
+    <w:p>
+      <w:pPr>
+        <w:spacing w:after="0" w:line="240" w:lineRule="auto"/>
+      </w:pPr>
+      <w:r>
+        <w:rPr>
+          <w:rFonts w:ascii="Lucida Console" w:hAnsi="Lucida Console"/>
+          <w:sz w:val="20"/>
+          <w:szCs w:val="20"/>
+        </w:rPr>
+        <w:t>&lt;Ternary_</w:t>
+      </w:r>
+      <w:r>
+        <w:rPr>
+          <w:rFonts w:ascii="Lucida Console" w:hAnsi="Lucida Console"/>
+          <w:sz w:val="20"/>
+          <w:szCs w:val="20"/>
+        </w:rPr>
+        <w:t>expression</w:t>
+      </w:r>
+      <w:r>
+        <w:rPr>
+          <w:rFonts w:ascii="Lucida Console" w:hAnsi="Lucida Console"/>
+          <w:sz w:val="20"/>
+          <w:szCs w:val="20"/>
+        </w:rPr>
+        <w:t>&gt; ::= &lt;</w:t>
+      </w:r>
+      <w:r>
+        <w:rPr>
+          <w:rFonts w:ascii="Lucida Console" w:hAnsi="Lucida Console"/>
+          <w:sz w:val="20"/>
+          <w:szCs w:val="20"/>
+        </w:rPr>
+        <w:t>Chooser</w:t>
+      </w:r>
+      <w:r>
+        <w:rPr>
+          <w:rFonts w:ascii="Lucida Console" w:hAnsi="Lucida Console"/>
+          <w:sz w:val="20"/>
+          <w:szCs w:val="20"/>
+        </w:rPr>
+        <w:t>&gt; ? &lt;True_value&gt; : &lt;False_value&gt;</w:t>
+      </w:r>
+    </w:p>
+    <w:p>
+      <w:pPr>
+        <w:spacing w:after="0" w:line="240" w:lineRule="auto"/>
         <w:rPr>
           <w:b/>
           <w:bCs/>
         </w:rPr>
-        <w:t>Semantic Note:</w:t>
-      </w:r>
-      <w:r>
-        <w:t xml:space="preserve"> The &lt;Pre-compute&gt; array should be allocated off the heap and released in C using the </w:t>
-      </w:r>
-      <w:r>
-        <w:rPr>
-          <w:rFonts w:ascii="Lucida Console" w:hAnsi="Lucida Console"/>
-          <w:i/>
-          <w:iCs/>
-        </w:rPr>
-        <w:t>free</w:t>
-      </w:r>
-      <w:r>
-        <w:t xml:space="preserve"> method.</w:t>
-      </w:r>
-    </w:p>
-    <w:p>
-      <w:pPr>
-        <w:spacing w:after="0" w:line="240" w:lineRule="auto"/>
-      </w:pPr>
-    </w:p>
-    <w:p>
-      <w:pPr>
-        <w:spacing w:after="0" w:line="240" w:lineRule="auto"/>
+      </w:pPr>
+    </w:p>
+    <w:p>
+      <w:pPr>
+        <w:spacing w:after="0" w:line="240" w:lineRule="auto"/>
+      </w:pPr>
+      <w:r>
         <w:rPr>
           <w:b/>
           <w:bCs/>
         </w:rPr>
-      </w:pPr>
-      <w:r>
+        <w:t>Semantic Note</w:t>
+      </w:r>
+      <w:r>
+        <w:t>: The &lt;</w:t>
+      </w:r>
+      <w:r>
+        <w:t>Chooser</w:t>
+      </w:r>
+      <w:r>
+        <w:t>&gt; is evaluated first, and if it is true, the resulting expression is the value associated with &lt;True_value&gt;; otherwise, the resulting expression is the value associated with the &lt;False_value&gt;.</w:t>
+      </w:r>
+    </w:p>
+    <w:p>
+      <w:pPr>
+        <w:spacing w:after="0" w:line="240" w:lineRule="auto"/>
+      </w:pPr>
+    </w:p>
+    <w:p>
+      <w:pPr>
+        <w:spacing w:after="0" w:line="240" w:lineRule="auto"/>
         <w:rPr>
           <w:b/>
           <w:bCs/>
         </w:rPr>
-        <w:t>How to Transform:</w:t>
-      </w:r>
-    </w:p>
-    <w:p>
-      <w:pPr>
-        <w:spacing w:after="0" w:line="240" w:lineRule="auto"/>
-      </w:pPr>
-    </w:p>
-    <w:p>
-      <w:pPr>
-        <w:spacing w:after="0" w:line="240" w:lineRule="auto"/>
-      </w:pPr>
-      <w:r>
-        <w:t xml:space="preserve">You will find and uploaded Java or C (Not C++) file named </w:t>
-      </w:r>
+      </w:pPr>
       <w:r>
         <w:rPr>
           <w:b/>
           <w:bCs/>
         </w:rPr>
-        <w:t>Foo.java</w:t>
-      </w:r>
-      <w:r>
-        <w:t xml:space="preserve"> or </w:t>
-      </w:r>
+        <w:t>Transformation:</w:t>
+      </w:r>
+    </w:p>
+    <w:p>
+      <w:pPr>
+        <w:spacing w:after="0" w:line="240" w:lineRule="auto"/>
+        <w:rPr>
+          <w:rFonts w:ascii="Lucida Console" w:hAnsi="Lucida Console"/>
+          <w:sz w:val="20"/>
+          <w:szCs w:val="20"/>
+        </w:rPr>
+      </w:pPr>
+      <w:r>
+        <w:rPr>
+          <w:rFonts w:ascii="Lucida Console" w:hAnsi="Lucida Console"/>
+          <w:sz w:val="20"/>
+          <w:szCs w:val="20"/>
+        </w:rPr>
+        <w:t xml:space="preserve">&lt;Pre-compute&gt; ::= </w:t>
+      </w:r>
+      <w:r>
+        <w:rPr>
+          <w:rFonts w:ascii="Lucida Console" w:hAnsi="Lucida Console"/>
+          <w:sz w:val="20"/>
+          <w:szCs w:val="20"/>
+        </w:rPr>
+        <w:t>A two-element array storing values of the same type as the ternary expression result.</w:t>
+      </w:r>
+    </w:p>
+    <w:p>
+      <w:pPr>
+        <w:spacing w:after="0" w:line="240" w:lineRule="auto"/>
+        <w:rPr>
+          <w:rFonts w:ascii="Lucida Console" w:hAnsi="Lucida Console"/>
+          <w:sz w:val="20"/>
+          <w:szCs w:val="20"/>
+        </w:rPr>
+      </w:pPr>
+      <w:r>
+        <w:rPr>
+          <w:rFonts w:ascii="Lucida Console" w:hAnsi="Lucida Console"/>
+          <w:sz w:val="20"/>
+          <w:szCs w:val="20"/>
+        </w:rPr>
+        <w:t>&lt;Setup0&gt; ::= Assign element 0 of &lt;Pre-compute&gt; with &lt;False_value&gt;</w:t>
+      </w:r>
+    </w:p>
+    <w:p>
+      <w:pPr>
+        <w:spacing w:after="0" w:line="240" w:lineRule="auto"/>
+        <w:rPr>
+          <w:rFonts w:ascii="Lucida Console" w:hAnsi="Lucida Console"/>
+          <w:sz w:val="20"/>
+          <w:szCs w:val="20"/>
+        </w:rPr>
+      </w:pPr>
+      <w:r>
+        <w:rPr>
+          <w:rFonts w:ascii="Lucida Console" w:hAnsi="Lucida Console"/>
+          <w:sz w:val="20"/>
+          <w:szCs w:val="20"/>
+        </w:rPr>
+        <w:t>&lt;Setup1&gt; ::= Assign element 1 of &lt;Pre-compute&gt; with &lt;True_value&gt;</w:t>
+      </w:r>
+    </w:p>
+    <w:p>
+      <w:pPr>
+        <w:spacing w:after="0" w:line="240" w:lineRule="auto"/>
+        <w:rPr>
+          <w:rFonts w:ascii="Lucida Console" w:hAnsi="Lucida Console"/>
+          <w:sz w:val="20"/>
+          <w:szCs w:val="20"/>
+        </w:rPr>
+      </w:pPr>
+      <w:r>
+        <w:rPr>
+          <w:rFonts w:ascii="Lucida Console" w:hAnsi="Lucida Console"/>
+          <w:sz w:val="20"/>
+          <w:szCs w:val="20"/>
+        </w:rPr>
+        <w:t>&lt;Condition&gt; ::= Convert &lt;</w:t>
+      </w:r>
+      <w:r>
+        <w:rPr>
+          <w:rFonts w:ascii="Lucida Console" w:hAnsi="Lucida Console"/>
+          <w:sz w:val="20"/>
+          <w:szCs w:val="20"/>
+        </w:rPr>
+        <w:t>Chooser</w:t>
+      </w:r>
+      <w:r>
+        <w:rPr>
+          <w:rFonts w:ascii="Lucida Console" w:hAnsi="Lucida Console"/>
+          <w:sz w:val="20"/>
+          <w:szCs w:val="20"/>
+        </w:rPr>
+        <w:t xml:space="preserve">&gt; </w:t>
+      </w:r>
+      <w:r>
+        <w:rPr>
+          <w:rFonts w:ascii="Lucida Console" w:hAnsi="Lucida Console"/>
+          <w:sz w:val="20"/>
+          <w:szCs w:val="20"/>
+        </w:rPr>
+        <w:t xml:space="preserve">to an integer </w:t>
+      </w:r>
+      <w:r>
+        <w:rPr>
+          <w:rFonts w:ascii="Lucida Console" w:hAnsi="Lucida Console"/>
+          <w:sz w:val="20"/>
+          <w:szCs w:val="20"/>
+        </w:rPr>
+        <w:t>such that false has value zero and true has value one</w:t>
+      </w:r>
+    </w:p>
+    <w:p>
+      <w:pPr>
+        <w:spacing w:after="0" w:line="240" w:lineRule="auto"/>
+        <w:rPr>
+          <w:rFonts w:ascii="Lucida Console" w:hAnsi="Lucida Console"/>
+          <w:sz w:val="20"/>
+          <w:szCs w:val="20"/>
+        </w:rPr>
+      </w:pPr>
+      <w:r>
+        <w:rPr>
+          <w:rFonts w:ascii="Lucida Console" w:hAnsi="Lucida Console"/>
+          <w:sz w:val="20"/>
+          <w:szCs w:val="20"/>
+        </w:rPr>
+        <w:t>&lt;Transformed_Ternary_</w:t>
+      </w:r>
+      <w:r>
+        <w:rPr>
+          <w:rFonts w:ascii="Lucida Console" w:hAnsi="Lucida Console"/>
+          <w:sz w:val="20"/>
+          <w:szCs w:val="20"/>
+        </w:rPr>
+        <w:t>expression</w:t>
+      </w:r>
+      <w:r>
+        <w:rPr>
+          <w:rFonts w:ascii="Lucida Console" w:hAnsi="Lucida Console"/>
+          <w:sz w:val="20"/>
+          <w:szCs w:val="20"/>
+        </w:rPr>
+        <w:t>&gt; ::= &lt;Pre-compute&gt;[&lt;Condition&gt;]</w:t>
+      </w:r>
+    </w:p>
+    <w:p>
+      <w:pPr>
+        <w:spacing w:after="0" w:line="240" w:lineRule="auto"/>
+      </w:pPr>
+    </w:p>
+    <w:p>
+      <w:pPr>
+        <w:spacing w:after="0" w:line="240" w:lineRule="auto"/>
+      </w:pPr>
       <w:r>
         <w:rPr>
           <w:b/>
           <w:bCs/>
         </w:rPr>
-        <w:t>Foo.c</w:t>
+        <w:lastRenderedPageBreak/>
+        <w:t>Semantic Note:</w:t>
+      </w:r>
+      <w:r>
+        <w:t xml:space="preserve"> The &lt;Pre-compute&gt; array should be </w:t>
+      </w:r>
+      <w:r>
+        <w:t>allocated on the stack as a local variable within the enclosing function</w:t>
+      </w:r>
+      <w:r>
+        <w:t>.</w:t>
+      </w:r>
+      <w:r>
+        <w:t xml:space="preserve"> The expected transformation of the conditional is the C operator “!!”.</w:t>
+      </w:r>
+    </w:p>
+    <w:p>
+      <w:pPr>
+        <w:pStyle w:val="Heading2"/>
+      </w:pPr>
+      <w:r>
+        <w:t xml:space="preserve">Nested Ternary </w:t>
+      </w:r>
+      <w:r>
+        <w:t>Expression</w:t>
+      </w:r>
+      <w:r>
+        <w:t xml:space="preserve"> Combinations:</w:t>
+      </w:r>
+    </w:p>
+    <w:p>
+      <w:pPr>
+        <w:spacing w:after="0" w:line="240" w:lineRule="auto"/>
+      </w:pPr>
+      <w:r>
+        <w:t xml:space="preserve">Here is an example of a nested </w:t>
+      </w:r>
+      <w:r>
+        <w:t>t</w:t>
+      </w:r>
+      <w:r>
+        <w:t xml:space="preserve">ernary </w:t>
+      </w:r>
+      <w:r>
+        <w:t>expression</w:t>
+      </w:r>
+      <w:r>
+        <w:t>:</w:t>
+      </w:r>
+    </w:p>
+    <w:p>
+      <w:pPr>
+        <w:spacing w:after="0" w:line="240" w:lineRule="auto"/>
+      </w:pPr>
+    </w:p>
+    <w:p>
+      <w:pPr>
+        <w:spacing w:after="0" w:line="240" w:lineRule="auto"/>
+        <w:rPr>
+          <w:rFonts w:ascii="Lucida Console" w:hAnsi="Lucida Console"/>
+          <w:sz w:val="20"/>
+          <w:szCs w:val="20"/>
+        </w:rPr>
+      </w:pPr>
+      <w:r>
+        <w:rPr>
+          <w:rFonts w:ascii="Lucida Console" w:hAnsi="Lucida Console"/>
+          <w:sz w:val="20"/>
+          <w:szCs w:val="20"/>
+        </w:rPr>
+        <w:t xml:space="preserve">? </w:t>
+      </w:r>
+      <w:r>
+        <w:rPr>
+          <w:rFonts w:ascii="Lucida Console" w:hAnsi="Lucida Console"/>
+          <w:sz w:val="20"/>
+          <w:szCs w:val="20"/>
+        </w:rPr>
+        <w:t>chooser</w:t>
+      </w:r>
+      <w:r>
+        <w:rPr>
+          <w:rFonts w:ascii="Lucida Console" w:hAnsi="Lucida Console"/>
+          <w:sz w:val="20"/>
+          <w:szCs w:val="20"/>
+        </w:rPr>
+        <w:t>1</w:t>
+      </w:r>
+      <w:r>
+        <w:rPr>
+          <w:rFonts w:ascii="Lucida Console" w:hAnsi="Lucida Console"/>
+          <w:sz w:val="20"/>
+          <w:szCs w:val="20"/>
+        </w:rPr>
+        <w:t xml:space="preserve"> ? </w:t>
+      </w:r>
+      <w:r>
+        <w:rPr>
+          <w:rFonts w:ascii="Lucida Console" w:hAnsi="Lucida Console"/>
+          <w:sz w:val="20"/>
+          <w:szCs w:val="20"/>
+        </w:rPr>
+        <w:t>w</w:t>
+      </w:r>
+      <w:r>
+        <w:rPr>
+          <w:rFonts w:ascii="Lucida Console" w:hAnsi="Lucida Console"/>
+          <w:sz w:val="20"/>
+          <w:szCs w:val="20"/>
+        </w:rPr>
+        <w:t xml:space="preserve"> : (</w:t>
+      </w:r>
+      <w:r>
+        <w:rPr>
+          <w:rFonts w:ascii="Lucida Console" w:hAnsi="Lucida Console"/>
+          <w:sz w:val="20"/>
+          <w:szCs w:val="20"/>
+        </w:rPr>
+        <w:t>c</w:t>
+      </w:r>
+      <w:r>
+        <w:rPr>
+          <w:rFonts w:ascii="Lucida Console" w:hAnsi="Lucida Console"/>
+          <w:sz w:val="20"/>
+          <w:szCs w:val="20"/>
+        </w:rPr>
+        <w:t>hooser</w:t>
+      </w:r>
+      <w:r>
+        <w:rPr>
+          <w:rFonts w:ascii="Lucida Console" w:hAnsi="Lucida Console"/>
+          <w:sz w:val="20"/>
+          <w:szCs w:val="20"/>
+        </w:rPr>
+        <w:t>2</w:t>
+      </w:r>
+      <w:r>
+        <w:rPr>
+          <w:rFonts w:ascii="Lucida Console" w:hAnsi="Lucida Console"/>
+          <w:sz w:val="20"/>
+          <w:szCs w:val="20"/>
+        </w:rPr>
+        <w:t xml:space="preserve"> ? </w:t>
+      </w:r>
+      <w:r>
+        <w:rPr>
+          <w:rFonts w:ascii="Lucida Console" w:hAnsi="Lucida Console"/>
+          <w:sz w:val="20"/>
+          <w:szCs w:val="20"/>
+        </w:rPr>
+        <w:t>x</w:t>
+      </w:r>
+      <w:r>
+        <w:rPr>
+          <w:rFonts w:ascii="Lucida Console" w:hAnsi="Lucida Console"/>
+          <w:sz w:val="20"/>
+          <w:szCs w:val="20"/>
+        </w:rPr>
+        <w:t xml:space="preserve"> : </w:t>
+      </w:r>
+      <w:r>
+        <w:rPr>
+          <w:rFonts w:ascii="Lucida Console" w:hAnsi="Lucida Console"/>
+          <w:sz w:val="20"/>
+          <w:szCs w:val="20"/>
+        </w:rPr>
+        <w:t>y</w:t>
+      </w:r>
+      <w:r>
+        <w:rPr>
+          <w:rFonts w:ascii="Lucida Console" w:hAnsi="Lucida Console"/>
+          <w:sz w:val="20"/>
+          <w:szCs w:val="20"/>
+        </w:rPr>
+        <w:t>)</w:t>
+      </w:r>
+    </w:p>
+    <w:p>
+      <w:pPr>
+        <w:spacing w:after="0" w:line="240" w:lineRule="auto"/>
+      </w:pPr>
+    </w:p>
+    <w:p>
+      <w:pPr>
+        <w:spacing w:after="0" w:line="240" w:lineRule="auto"/>
+      </w:pPr>
+      <w:r>
+        <w:t xml:space="preserve"> We apply </w:t>
+      </w:r>
+      <w:r>
+        <w:t>a related</w:t>
+      </w:r>
+      <w:r>
+        <w:t xml:space="preserve"> transformation</w:t>
+      </w:r>
+      <w:r>
+        <w:t xml:space="preserve">, that is </w:t>
+      </w:r>
+      <w:r>
+        <w:t>like</w:t>
+      </w:r>
+      <w:r>
+        <w:t xml:space="preserve"> the</w:t>
+      </w:r>
+      <w:r>
+        <w:t xml:space="preserve"> </w:t>
+      </w:r>
+      <w:r>
+        <w:t>transformation</w:t>
+      </w:r>
+      <w:r>
+        <w:t xml:space="preserve"> </w:t>
+      </w:r>
+      <w:r>
+        <w:t>in the above sample,</w:t>
+      </w:r>
+      <w:r>
+        <w:t xml:space="preserve"> </w:t>
+      </w:r>
+      <w:r>
+        <w:t xml:space="preserve">to nested ternary expressions </w:t>
+      </w:r>
+      <w:r>
+        <w:t>as follows:</w:t>
+      </w:r>
+    </w:p>
+    <w:p>
+      <w:pPr>
+        <w:spacing w:after="0" w:line="240" w:lineRule="auto"/>
+      </w:pPr>
+    </w:p>
+    <w:p>
+      <w:pPr>
+        <w:pStyle w:val="ListParagraph"/>
+        <w:numPr>
+          <w:ilvl w:val="0"/>
+          <w:numId w:val="1"/>
+        </w:numPr>
+        <w:spacing w:after="0" w:line="240" w:lineRule="auto"/>
+      </w:pPr>
+      <w:r>
+        <w:t xml:space="preserve">Create a </w:t>
+      </w:r>
+      <w:r>
+        <w:t>one</w:t>
+      </w:r>
+      <w:r>
+        <w:t>-dimensional “alternative</w:t>
+      </w:r>
+      <w:r>
+        <w:t>s</w:t>
+      </w:r>
+      <w:r>
+        <w:t xml:space="preserve">” array </w:t>
+      </w:r>
+      <w:r>
+        <w:t xml:space="preserve">with four elements </w:t>
+      </w:r>
+      <w:r>
+        <w:t>and populate it as follows:</w:t>
+      </w:r>
+    </w:p>
+    <w:p>
+      <w:pPr>
+        <w:pStyle w:val="ListParagraph"/>
+        <w:numPr>
+          <w:ilvl w:val="0"/>
+          <w:numId w:val="1"/>
+        </w:numPr>
+        <w:spacing w:after="0" w:line="240" w:lineRule="auto"/>
+      </w:pPr>
+      <w:r>
+        <w:t>a</w:t>
+      </w:r>
+      <w:r>
+        <w:t>lternative</w:t>
+      </w:r>
+      <w:r>
+        <w:t>s</w:t>
+      </w:r>
+      <w:r>
+        <w:t>[0] = “</w:t>
+      </w:r>
+      <w:r>
+        <w:t>y</w:t>
+      </w:r>
+      <w:r>
+        <w:t>” in the example</w:t>
+      </w:r>
+    </w:p>
+    <w:p>
+      <w:pPr>
+        <w:pStyle w:val="ListParagraph"/>
+        <w:numPr>
+          <w:ilvl w:val="0"/>
+          <w:numId w:val="1"/>
+        </w:numPr>
+        <w:spacing w:after="0" w:line="240" w:lineRule="auto"/>
+      </w:pPr>
+      <w:r>
+        <w:t>a</w:t>
+      </w:r>
+      <w:r>
+        <w:t>lternative</w:t>
+      </w:r>
+      <w:r>
+        <w:t>s</w:t>
+      </w:r>
+      <w:r>
+        <w:t>[1] = “</w:t>
+      </w:r>
+      <w:r>
+        <w:t>x</w:t>
+      </w:r>
+      <w:r>
+        <w:t>” in the example</w:t>
+      </w:r>
+    </w:p>
+    <w:p>
+      <w:pPr>
+        <w:pStyle w:val="ListParagraph"/>
+        <w:numPr>
+          <w:ilvl w:val="0"/>
+          <w:numId w:val="1"/>
+        </w:numPr>
+        <w:spacing w:after="0" w:line="240" w:lineRule="auto"/>
+      </w:pPr>
+      <w:r>
+        <w:t>a</w:t>
+      </w:r>
+      <w:r>
+        <w:t>lternative</w:t>
+      </w:r>
+      <w:r>
+        <w:t>s</w:t>
+      </w:r>
+      <w:r>
+        <w:t xml:space="preserve">[2] = </w:t>
+      </w:r>
+      <w:r>
+        <w:t>“w</w:t>
+      </w:r>
+      <w:r>
+        <w:t>” in the example</w:t>
+      </w:r>
+    </w:p>
+    <w:p>
+      <w:pPr>
+        <w:pStyle w:val="ListParagraph"/>
+        <w:numPr>
+          <w:ilvl w:val="0"/>
+          <w:numId w:val="1"/>
+        </w:numPr>
+        <w:spacing w:after="0" w:line="240" w:lineRule="auto"/>
+      </w:pPr>
+      <w:r>
+        <w:t>a</w:t>
+      </w:r>
+      <w:r>
+        <w:t>lternative</w:t>
+      </w:r>
+      <w:r>
+        <w:t>s</w:t>
+      </w:r>
+      <w:r>
+        <w:t xml:space="preserve">[3] = </w:t>
+      </w:r>
+      <w:r>
+        <w:t>“w”</w:t>
+      </w:r>
+      <w:r>
+        <w:t xml:space="preserve"> in the example</w:t>
+      </w:r>
+    </w:p>
+    <w:p>
+      <w:pPr>
+        <w:pStyle w:val="ListParagraph"/>
+        <w:numPr>
+          <w:ilvl w:val="0"/>
+          <w:numId w:val="1"/>
+        </w:numPr>
+        <w:spacing w:after="0" w:line="240" w:lineRule="auto"/>
+      </w:pPr>
+      <w:r>
+        <w:t xml:space="preserve">Compute the selection index as </w:t>
+      </w:r>
+      <w:r>
+        <w:t>2 * !!</w:t>
+      </w:r>
+      <w:r>
+        <w:t>chooser</w:t>
+      </w:r>
+      <w:r>
+        <w:t xml:space="preserve">1 + </w:t>
+      </w:r>
+      <w:r>
+        <w:t>!!</w:t>
+      </w:r>
+      <w:r>
+        <w:t>cho</w:t>
+      </w:r>
+      <w:r>
+        <w:t>o</w:t>
+      </w:r>
+      <w:r>
+        <w:t>ser</w:t>
+      </w:r>
+      <w:r>
+        <w:t>2</w:t>
+      </w:r>
+    </w:p>
+    <w:p>
+      <w:pPr>
+        <w:pStyle w:val="ListParagraph"/>
+        <w:numPr>
+          <w:ilvl w:val="0"/>
+          <w:numId w:val="1"/>
+        </w:numPr>
+        <w:spacing w:after="0" w:line="240" w:lineRule="auto"/>
+      </w:pPr>
+      <w:r>
+        <w:t xml:space="preserve">Expression value = </w:t>
+      </w:r>
+      <w:r>
+        <w:t>a</w:t>
+      </w:r>
+      <w:r>
+        <w:t>lternative</w:t>
+      </w:r>
+      <w:r>
+        <w:t>s</w:t>
+      </w:r>
+      <w:r>
+        <w:t>[index]</w:t>
+      </w:r>
+    </w:p>
+    <w:p>
+      <w:pPr>
+        <w:spacing w:after="0" w:line="240" w:lineRule="auto"/>
+      </w:pPr>
+    </w:p>
+    <w:p>
+      <w:pPr>
+        <w:spacing w:after="0" w:line="240" w:lineRule="auto"/>
+      </w:pPr>
+      <w:r>
+        <w:t xml:space="preserve">Note: </w:t>
+      </w:r>
+      <w:r>
+        <w:t>Generate unique identifiers for each alternatives array and index variable.</w:t>
+      </w:r>
+      <w:r>
+        <w:t xml:space="preserve"> Index variables and alternative arrays must not be reused.</w:t>
+      </w:r>
+    </w:p>
+    <w:p>
+      <w:pPr>
+        <w:pStyle w:val="Heading4"/>
+      </w:pPr>
+      <w:r>
+        <w:t>Sample Nested Ternary Expression Transformation</w:t>
+      </w:r>
+    </w:p>
+    <w:p>
+      <w:pPr>
+        <w:spacing w:after="0" w:line="240" w:lineRule="auto"/>
+        <w:rPr>
+          <w:rFonts w:ascii="Lucida Console" w:hAnsi="Lucida Console"/>
+          <w:sz w:val="20"/>
+          <w:szCs w:val="20"/>
+        </w:rPr>
+      </w:pPr>
+      <w:r>
+        <w:rPr>
+          <w:rFonts w:ascii="Lucida Console" w:hAnsi="Lucida Console"/>
+          <w:sz w:val="20"/>
+          <w:szCs w:val="20"/>
+        </w:rPr>
+        <w:t>int w = 1, x = 2, y = 3, z = -777;</w:t>
+      </w:r>
+    </w:p>
+    <w:p>
+      <w:pPr>
+        <w:spacing w:after="0" w:line="240" w:lineRule="auto"/>
+        <w:rPr>
+          <w:rFonts w:ascii="Lucida Console" w:hAnsi="Lucida Console"/>
+          <w:sz w:val="20"/>
+          <w:szCs w:val="20"/>
+        </w:rPr>
+      </w:pPr>
+      <w:r>
+        <w:rPr>
+          <w:rFonts w:ascii="Lucida Console" w:hAnsi="Lucida Console"/>
+          <w:sz w:val="20"/>
+          <w:szCs w:val="20"/>
+        </w:rPr>
+        <w:t xml:space="preserve">// Note: </w:t>
+      </w:r>
+      <w:r>
+        <w:rPr>
+          <w:rFonts w:ascii="Lucida Console" w:hAnsi="Lucida Console"/>
+          <w:sz w:val="20"/>
+          <w:szCs w:val="20"/>
+        </w:rPr>
+        <w:t>transforming</w:t>
+      </w:r>
+      <w:r>
+        <w:rPr>
+          <w:rFonts w:ascii="Lucida Console" w:hAnsi="Lucida Console"/>
+          <w:sz w:val="20"/>
+          <w:szCs w:val="20"/>
+        </w:rPr>
+        <w:t xml:space="preserve"> z = chooser1 ? w : (chooser2 ? x : y)</w:t>
+      </w:r>
+    </w:p>
+    <w:p>
+      <w:pPr>
+        <w:spacing w:after="0" w:line="240" w:lineRule="auto"/>
+        <w:rPr>
+          <w:rFonts w:ascii="Lucida Console" w:hAnsi="Lucida Console"/>
+          <w:sz w:val="20"/>
+          <w:szCs w:val="20"/>
+        </w:rPr>
+      </w:pPr>
+      <w:r>
+        <w:rPr>
+          <w:rFonts w:ascii="Lucida Console" w:hAnsi="Lucida Console"/>
+          <w:sz w:val="20"/>
+          <w:szCs w:val="20"/>
+        </w:rPr>
+        <w:t>int alternatives[4];</w:t>
+      </w:r>
+    </w:p>
+    <w:p>
+      <w:pPr>
+        <w:spacing w:after="0" w:line="240" w:lineRule="auto"/>
+        <w:rPr>
+          <w:rFonts w:ascii="Lucida Console" w:hAnsi="Lucida Console"/>
+          <w:sz w:val="20"/>
+          <w:szCs w:val="20"/>
+        </w:rPr>
+      </w:pPr>
+      <w:r>
+        <w:rPr>
+          <w:rFonts w:ascii="Lucida Console" w:hAnsi="Lucida Console"/>
+          <w:sz w:val="20"/>
+          <w:szCs w:val="20"/>
+        </w:rPr>
+        <w:t>alternatives[0] = y;</w:t>
+      </w:r>
+    </w:p>
+    <w:p>
+      <w:pPr>
+        <w:spacing w:after="0" w:line="240" w:lineRule="auto"/>
+        <w:rPr>
+          <w:rFonts w:ascii="Lucida Console" w:hAnsi="Lucida Console"/>
+          <w:sz w:val="20"/>
+          <w:szCs w:val="20"/>
+        </w:rPr>
+      </w:pPr>
+      <w:r>
+        <w:rPr>
+          <w:rFonts w:ascii="Lucida Console" w:hAnsi="Lucida Console"/>
+          <w:sz w:val="20"/>
+          <w:szCs w:val="20"/>
+        </w:rPr>
+        <w:t>alternatives[1] = x;</w:t>
+      </w:r>
+    </w:p>
+    <w:p>
+      <w:pPr>
+        <w:spacing w:after="0" w:line="240" w:lineRule="auto"/>
+        <w:rPr>
+          <w:rFonts w:ascii="Lucida Console" w:hAnsi="Lucida Console"/>
+          <w:sz w:val="20"/>
+          <w:szCs w:val="20"/>
+        </w:rPr>
+      </w:pPr>
+      <w:r>
+        <w:rPr>
+          <w:rFonts w:ascii="Lucida Console" w:hAnsi="Lucida Console"/>
+          <w:sz w:val="20"/>
+          <w:szCs w:val="20"/>
+        </w:rPr>
+        <w:t>alternatives[2] = w;</w:t>
+      </w:r>
+    </w:p>
+    <w:p>
+      <w:pPr>
+        <w:spacing w:after="0" w:line="240" w:lineRule="auto"/>
+        <w:rPr>
+          <w:rFonts w:ascii="Lucida Console" w:hAnsi="Lucida Console"/>
+          <w:sz w:val="20"/>
+          <w:szCs w:val="20"/>
+        </w:rPr>
+      </w:pPr>
+      <w:r>
+        <w:rPr>
+          <w:rFonts w:ascii="Lucida Console" w:hAnsi="Lucida Console"/>
+          <w:sz w:val="20"/>
+          <w:szCs w:val="20"/>
+        </w:rPr>
+        <w:t>alternatives[3] = w;</w:t>
+      </w:r>
+    </w:p>
+    <w:p>
+      <w:pPr>
+        <w:spacing w:after="0" w:line="240" w:lineRule="auto"/>
+        <w:rPr>
+          <w:rFonts w:ascii="Lucida Console" w:hAnsi="Lucida Console"/>
+          <w:sz w:val="20"/>
+          <w:szCs w:val="20"/>
+        </w:rPr>
+      </w:pPr>
+      <w:r>
+        <w:rPr>
+          <w:rFonts w:ascii="Lucida Console" w:hAnsi="Lucida Console"/>
+          <w:sz w:val="20"/>
+          <w:szCs w:val="20"/>
+        </w:rPr>
+        <w:t>bool chooser1 = true;</w:t>
+      </w:r>
+    </w:p>
+    <w:p>
+      <w:pPr>
+        <w:spacing w:after="0" w:line="240" w:lineRule="auto"/>
+        <w:rPr>
+          <w:rFonts w:ascii="Lucida Console" w:hAnsi="Lucida Console"/>
+          <w:sz w:val="20"/>
+          <w:szCs w:val="20"/>
+        </w:rPr>
+      </w:pPr>
+      <w:r>
+        <w:rPr>
+          <w:rFonts w:ascii="Lucida Console" w:hAnsi="Lucida Console"/>
+          <w:sz w:val="20"/>
+          <w:szCs w:val="20"/>
+        </w:rPr>
+        <w:t>bool chooser2 = false;</w:t>
+      </w:r>
+    </w:p>
+    <w:p>
+      <w:pPr>
+        <w:spacing w:after="0" w:line="240" w:lineRule="auto"/>
+        <w:rPr>
+          <w:rFonts w:ascii="Lucida Console" w:hAnsi="Lucida Console"/>
+          <w:sz w:val="20"/>
+          <w:szCs w:val="20"/>
+        </w:rPr>
+      </w:pPr>
+      <w:r>
+        <w:rPr>
+          <w:rFonts w:ascii="Lucida Console" w:hAnsi="Lucida Console"/>
+          <w:sz w:val="20"/>
+          <w:szCs w:val="20"/>
+        </w:rPr>
+        <w:t>int idx = 2 * !!chooser1 + !!chooser2;</w:t>
+      </w:r>
+    </w:p>
+    <w:p>
+      <w:pPr>
+        <w:spacing w:after="0" w:line="240" w:lineRule="auto"/>
+        <w:rPr>
+          <w:rFonts w:ascii="Lucida Console" w:hAnsi="Lucida Console"/>
+          <w:sz w:val="20"/>
+          <w:szCs w:val="20"/>
+        </w:rPr>
+      </w:pPr>
+      <w:r>
+        <w:rPr>
+          <w:rFonts w:ascii="Lucida Console" w:hAnsi="Lucida Console"/>
+          <w:sz w:val="20"/>
+          <w:szCs w:val="20"/>
+        </w:rPr>
+        <w:t>z = alternatives[idx];</w:t>
+      </w:r>
+    </w:p>
+    <w:p>
+      <w:pPr>
+        <w:spacing w:after="0" w:line="240" w:lineRule="auto"/>
+        <w:rPr>
+          <w:rFonts w:ascii="Lucida Console" w:hAnsi="Lucida Console"/>
+          <w:sz w:val="20"/>
+          <w:szCs w:val="20"/>
+        </w:rPr>
+      </w:pPr>
+      <w:r>
+        <w:rPr>
+          <w:rFonts w:ascii="Lucida Console" w:hAnsi="Lucida Console"/>
+          <w:sz w:val="20"/>
+          <w:szCs w:val="20"/>
+        </w:rPr>
+        <w:t>chooser2 = true;</w:t>
+      </w:r>
+    </w:p>
+    <w:p>
+      <w:pPr>
+        <w:spacing w:after="0" w:line="240" w:lineRule="auto"/>
+        <w:rPr>
+          <w:rFonts w:ascii="Lucida Console" w:hAnsi="Lucida Console"/>
+          <w:sz w:val="20"/>
+          <w:szCs w:val="20"/>
+        </w:rPr>
+      </w:pPr>
+      <w:r>
+        <w:rPr>
+          <w:rFonts w:ascii="Lucida Console" w:hAnsi="Lucida Console"/>
+          <w:sz w:val="20"/>
+          <w:szCs w:val="20"/>
+        </w:rPr>
+        <w:t>idx = 2 * !!chooser1 + !!chooser2;</w:t>
+      </w:r>
+    </w:p>
+    <w:p>
+      <w:pPr>
+        <w:spacing w:after="0" w:line="240" w:lineRule="auto"/>
+        <w:rPr>
+          <w:rFonts w:ascii="Lucida Console" w:hAnsi="Lucida Console"/>
+          <w:sz w:val="20"/>
+          <w:szCs w:val="20"/>
+        </w:rPr>
+      </w:pPr>
+      <w:r>
+        <w:rPr>
+          <w:rFonts w:ascii="Lucida Console" w:hAnsi="Lucida Console"/>
+          <w:sz w:val="20"/>
+          <w:szCs w:val="20"/>
+        </w:rPr>
+        <w:t>z = alternatives[idx];</w:t>
+      </w:r>
+    </w:p>
+    <w:p>
+      <w:pPr>
+        <w:spacing w:after="0" w:line="240" w:lineRule="auto"/>
+        <w:rPr>
+          <w:rFonts w:ascii="Lucida Console" w:hAnsi="Lucida Console"/>
+          <w:sz w:val="20"/>
+          <w:szCs w:val="20"/>
+        </w:rPr>
+      </w:pPr>
+      <w:r>
+        <w:rPr>
+          <w:rFonts w:ascii="Lucida Console" w:hAnsi="Lucida Console"/>
+          <w:sz w:val="20"/>
+          <w:szCs w:val="20"/>
+        </w:rPr>
+        <w:lastRenderedPageBreak/>
+        <w:t>chooser1 = false;</w:t>
+      </w:r>
+    </w:p>
+    <w:p>
+      <w:pPr>
+        <w:spacing w:after="0" w:line="240" w:lineRule="auto"/>
+        <w:rPr>
+          <w:rFonts w:ascii="Lucida Console" w:hAnsi="Lucida Console"/>
+          <w:sz w:val="20"/>
+          <w:szCs w:val="20"/>
+        </w:rPr>
+      </w:pPr>
+      <w:r>
+        <w:rPr>
+          <w:rFonts w:ascii="Lucida Console" w:hAnsi="Lucida Console"/>
+          <w:sz w:val="20"/>
+          <w:szCs w:val="20"/>
+        </w:rPr>
+        <w:t>chooser2 = false;</w:t>
+      </w:r>
+    </w:p>
+    <w:p>
+      <w:pPr>
+        <w:spacing w:after="0" w:line="240" w:lineRule="auto"/>
+        <w:rPr>
+          <w:rFonts w:ascii="Lucida Console" w:hAnsi="Lucida Console"/>
+          <w:sz w:val="20"/>
+          <w:szCs w:val="20"/>
+        </w:rPr>
+      </w:pPr>
+      <w:r>
+        <w:rPr>
+          <w:rFonts w:ascii="Lucida Console" w:hAnsi="Lucida Console"/>
+          <w:sz w:val="20"/>
+          <w:szCs w:val="20"/>
+        </w:rPr>
+        <w:t>idx = 2 * !!chooser1 + !!chooser2;</w:t>
+      </w:r>
+    </w:p>
+    <w:p>
+      <w:pPr>
+        <w:spacing w:after="0" w:line="240" w:lineRule="auto"/>
+        <w:rPr>
+          <w:rFonts w:ascii="Lucida Console" w:hAnsi="Lucida Console"/>
+          <w:sz w:val="20"/>
+          <w:szCs w:val="20"/>
+        </w:rPr>
+      </w:pPr>
+      <w:r>
+        <w:rPr>
+          <w:rFonts w:ascii="Lucida Console" w:hAnsi="Lucida Console"/>
+          <w:sz w:val="20"/>
+          <w:szCs w:val="20"/>
+        </w:rPr>
+        <w:t>z = alternatives[idx];</w:t>
+      </w:r>
+    </w:p>
+    <w:p>
+      <w:pPr>
+        <w:spacing w:after="0" w:line="240" w:lineRule="auto"/>
+        <w:rPr>
+          <w:rFonts w:ascii="Lucida Console" w:hAnsi="Lucida Console"/>
+          <w:sz w:val="20"/>
+          <w:szCs w:val="20"/>
+        </w:rPr>
+      </w:pPr>
+      <w:r>
+        <w:rPr>
+          <w:rFonts w:ascii="Lucida Console" w:hAnsi="Lucida Console"/>
+          <w:sz w:val="20"/>
+          <w:szCs w:val="20"/>
+        </w:rPr>
+        <w:t>chooser2 = true;</w:t>
+      </w:r>
+    </w:p>
+    <w:p>
+      <w:pPr>
+        <w:spacing w:after="0" w:line="240" w:lineRule="auto"/>
+        <w:rPr>
+          <w:rFonts w:ascii="Lucida Console" w:hAnsi="Lucida Console"/>
+          <w:sz w:val="20"/>
+          <w:szCs w:val="20"/>
+        </w:rPr>
+      </w:pPr>
+      <w:r>
+        <w:rPr>
+          <w:rFonts w:ascii="Lucida Console" w:hAnsi="Lucida Console"/>
+          <w:sz w:val="20"/>
+          <w:szCs w:val="20"/>
+        </w:rPr>
+        <w:t>idx = 2 * !!chooser1 + !!chooser2;</w:t>
+      </w:r>
+    </w:p>
+    <w:p>
+      <w:pPr>
+        <w:spacing w:after="0" w:line="240" w:lineRule="auto"/>
+        <w:rPr>
+          <w:rFonts w:ascii="Lucida Console" w:hAnsi="Lucida Console"/>
+          <w:sz w:val="20"/>
+          <w:szCs w:val="20"/>
+        </w:rPr>
+      </w:pPr>
+      <w:r>
+        <w:rPr>
+          <w:rFonts w:ascii="Lucida Console" w:hAnsi="Lucida Console"/>
+          <w:sz w:val="20"/>
+          <w:szCs w:val="20"/>
+        </w:rPr>
+        <w:t>z = alternatives[idx];</w:t>
+      </w:r>
+    </w:p>
+    <w:p>
+      <w:pPr>
+        <w:spacing w:after="0" w:line="240" w:lineRule="auto"/>
+      </w:pPr>
+    </w:p>
+    <w:p>
+      <w:pPr>
+        <w:spacing w:after="0" w:line="240" w:lineRule="auto"/>
+        <w:rPr>
+          <w:b/>
+          <w:bCs/>
+        </w:rPr>
+      </w:pPr>
+      <w:r>
+        <w:rPr>
+          <w:b/>
+          <w:bCs/>
+        </w:rPr>
+        <w:t>How to Transform</w:t>
+      </w:r>
+      <w:r>
+        <w:rPr>
+          <w:b/>
+          <w:bCs/>
+        </w:rPr>
+        <w:t xml:space="preserve"> an input</w:t>
+      </w:r>
+      <w:r>
+        <w:rPr>
+          <w:b/>
+          <w:bCs/>
+        </w:rPr>
+        <w:t xml:space="preserve"> C File</w:t>
+      </w:r>
+      <w:r>
+        <w:rPr>
+          <w:b/>
+          <w:bCs/>
+        </w:rPr>
+        <w:t>:</w:t>
+      </w:r>
+    </w:p>
+    <w:p>
+      <w:pPr>
+        <w:spacing w:after="0" w:line="240" w:lineRule="auto"/>
+      </w:pPr>
+    </w:p>
+    <w:p>
+      <w:pPr>
+        <w:spacing w:after="0" w:line="240" w:lineRule="auto"/>
+      </w:pPr>
+      <w:r>
+        <w:t>You will find an upload</w:t>
+      </w:r>
+      <w:r>
+        <w:t>ed</w:t>
+      </w:r>
+      <w:r>
+        <w:t xml:space="preserve"> C (</w:t>
+      </w:r>
+      <w:r>
+        <w:t>n</w:t>
+      </w:r>
+      <w:r>
+        <w:t xml:space="preserve">ot C++) </w:t>
+      </w:r>
+      <w:r>
+        <w:t xml:space="preserve">source </w:t>
+      </w:r>
+      <w:r>
+        <w:t xml:space="preserve">file named </w:t>
+      </w:r>
+      <w:r>
+        <w:rPr>
+          <w:b/>
+          <w:bCs/>
+        </w:rPr>
+        <w:t>Example</w:t>
+      </w:r>
+      <w:r>
+        <w:rPr>
+          <w:b/>
+          <w:bCs/>
+        </w:rPr>
+        <w:t>.c</w:t>
       </w:r>
       <w:r>
         <w:t>. That</w:t>
@@ -774,39 +2178,67 @@
         <w:t xml:space="preserve"> input</w:t>
       </w:r>
       <w:r>
-        <w:t xml:space="preserve"> file contains a “main” method</w:t>
+        <w:t xml:space="preserve"> file contains a “main” </w:t>
+      </w:r>
+      <w:r>
+        <w:t>function</w:t>
       </w:r>
       <w:r>
         <w:t xml:space="preserve"> to transform</w:t>
       </w:r>
       <w:r>
-        <w:t>. You will output a transformed version of that file where the ternary IF operators are replaced using the transformation defined above.</w:t>
-      </w:r>
-    </w:p>
-    <w:p>
-      <w:pPr>
-        <w:spacing w:after="0" w:line="240" w:lineRule="auto"/>
-      </w:pPr>
-    </w:p>
-    <w:p>
-      <w:pPr>
-        <w:spacing w:after="0" w:line="240" w:lineRule="auto"/>
-      </w:pPr>
-    </w:p>
-    <w:p>
-      <w:pPr>
-        <w:spacing w:after="0" w:line="240" w:lineRule="auto"/>
-      </w:pPr>
-    </w:p>
-    <w:p>
-      <w:pPr>
-        <w:spacing w:after="0" w:line="240" w:lineRule="auto"/>
-      </w:pPr>
-    </w:p>
-    <w:p>
-      <w:pPr>
-        <w:spacing w:after="0" w:line="240" w:lineRule="auto"/>
-      </w:pPr>
+        <w:t xml:space="preserve">. </w:t>
+      </w:r>
+      <w:r>
+        <w:t xml:space="preserve">You will output a transformed version of that file in which all ternary </w:t>
+      </w:r>
+      <w:r>
+        <w:t>expression</w:t>
+      </w:r>
+      <w:r>
+        <w:t xml:space="preserve"> operators are replaced</w:t>
+      </w:r>
+      <w:r>
+        <w:t xml:space="preserve"> </w:t>
+      </w:r>
+      <w:r>
+        <w:t>using the transformation</w:t>
+      </w:r>
+      <w:r>
+        <w:t>s</w:t>
+      </w:r>
+      <w:r>
+        <w:t xml:space="preserve"> defined above.</w:t>
+      </w:r>
+      <w:r>
+        <w:t xml:space="preserve"> Produce a transformed version </w:t>
+      </w:r>
+      <w:r>
+        <w:t xml:space="preserve">of </w:t>
+      </w:r>
+      <w:r>
+        <w:rPr>
+          <w:b/>
+          <w:bCs/>
+        </w:rPr>
+        <w:t>Example.c</w:t>
+      </w:r>
+      <w:r>
+        <w:t xml:space="preserve"> called </w:t>
+      </w:r>
+      <w:r>
+        <w:rPr>
+          <w:b/>
+          <w:bCs/>
+        </w:rPr>
+        <w:t>Example_T.c</w:t>
+      </w:r>
+      <w:r>
+        <w:t xml:space="preserve"> </w:t>
+      </w:r>
+      <w:r>
+        <w:t>ready to download.</w:t>
+      </w:r>
     </w:p>
     <w:sectPr>
       <w:pgSz w:w="15840" w:h="12240" w:orient="landscape"/>
@@ -816,6 +2248,359 @@
     </w:sectPr>
   </w:body>
 </w:document>
+</file>
+
+<file path=word/numbering.xml><?xml version="1.0" encoding="utf-8"?>
+<w:numbering xmlns:wpc="http://schemas.microsoft.com/office/word/2010/wordprocessingCanvas" xmlns:cx="http://schemas.microsoft.com/office/drawing/2014/chartex" xmlns:cx1="http://schemas.microsoft.com/office/drawing/2015/9/8/chartex" xmlns:cx2="http://schemas.microsoft.com/office/drawing/2015/10/21/chartex" xmlns:cx3="http://schemas.microsoft.com/office/drawing/2016/5/9/chartex" xmlns:cx4="http://schemas.microsoft.com/office/drawing/2016/5/10/chartex" xmlns:cx5="http://schemas.microsoft.com/office/drawing/2016/5/11/chartex" xmlns:cx6="http://schemas.microsoft.com/office/drawing/2016/5/12/chartex" xmlns:cx7="http://schemas.microsoft.com/office/drawing/2016/5/13/chartex" xmlns:cx8="http://schemas.microsoft.com/office/drawing/2016/5/14/chartex" xmlns:mc="http://schemas.openxmlformats.org/markup-compatibility/2006" xmlns:aink="http://schemas.microsoft.com/office/drawing/2016/ink" xmlns:am3d="http://schemas.microsoft.com/office/drawing/2017/model3d" xmlns:o="urn:schemas-microsoft-com:office:office" xmlns:oel="http://schemas.microsoft.com/office/2019/extlst" xmlns:r="http://schemas.openxmlformats.org/officeDocument/2006/relationships" xmlns:m="http://schemas.openxmlformats.org/officeDocument/2006/math" xmlns:v="urn:schemas-microsoft-com:vml" xmlns:wp14="http://schemas.microsoft.com/office/word/2010/wordprocessingDrawing" xmlns:wp="http://schemas.openxmlformats.org/drawingml/2006/wordprocessingDrawing" xmlns:w10="urn:schemas-microsoft-com:office:word" xmlns:w="http://schemas.openxmlformats.org/wordprocessingml/2006/main" xmlns:w14="http://schemas.microsoft.com/office/word/2010/wordml" xmlns:w15="http://schemas.microsoft.com/office/word/2012/wordml" xmlns:w16cex="http://schemas.microsoft.com/office/word/2018/wordml/cex" xmlns:w16cid="http://schemas.microsoft.com/office/word/2016/wordml/cid" xmlns:w16="http://schemas.microsoft.com/office/word/2018/wordml" xmlns:w16du="http://schemas.microsoft.com/office/word/2023/wordml/word16du" xmlns:w16sdtdh="http://schemas.microsoft.com/office/word/2020/wordml/sdtdatahash" xmlns:w16sdtfl="http://schemas.microsoft.com/office/word/2024/wordml/sdtformatlock" xmlns:w16se="http://schemas.microsoft.com/office/word/2015/wordml/symex" xmlns:wpg="http://schemas.microsoft.com/office/word/2010/wordprocessingGroup" xmlns:wpi="http://schemas.microsoft.com/office/word/2010/wordprocessingInk" xmlns:wne="http://schemas.microsoft.com/office/word/2006/wordml" xmlns:wps="http://schemas.microsoft.com/office/word/2010/wordprocessingShape" mc:Ignorable="w14 w15 w16se w16cid w16 w16cex w16sdtdh w16sdtfl w16du wp14">
+  <w:abstractNum w:abstractNumId="0" w15:restartNumberingAfterBreak="0">
+    <w:nsid w:val="045C6A7C"/>
+    <w:multiLevelType w:val="hybridMultilevel"/>
+    <w:tmpl w:val="B054FCBA"/>
+    <w:lvl w:ilvl="0" w:tplc="04090001">
+      <w:start w:val="1"/>
+      <w:numFmt w:val="bullet"/>
+      <w:lvlText w:val=""/>
+      <w:lvlJc w:val="left"/>
+      <w:pPr>
+        <w:ind w:left="720" w:hanging="360"/>
+      </w:pPr>
+      <w:rPr>
+        <w:rFonts w:ascii="Symbol" w:hAnsi="Symbol" w:hint="default"/>
+      </w:rPr>
+    </w:lvl>
+    <w:lvl w:ilvl="1" w:tplc="04090003" w:tentative="1">
+      <w:start w:val="1"/>
+      <w:numFmt w:val="bullet"/>
+      <w:lvlText w:val="o"/>
+      <w:lvlJc w:val="left"/>
+      <w:pPr>
+        <w:ind w:left="1440" w:hanging="360"/>
+      </w:pPr>
+      <w:rPr>
+        <w:rFonts w:ascii="Courier New" w:hAnsi="Courier New" w:cs="Courier New" w:hint="default"/>
+      </w:rPr>
+    </w:lvl>
+    <w:lvl w:ilvl="2" w:tplc="04090005" w:tentative="1">
+      <w:start w:val="1"/>
+      <w:numFmt w:val="bullet"/>
+      <w:lvlText w:val=""/>
+      <w:lvlJc w:val="left"/>
+      <w:pPr>
+        <w:ind w:left="2160" w:hanging="360"/>
+      </w:pPr>
+      <w:rPr>
+        <w:rFonts w:ascii="Wingdings" w:hAnsi="Wingdings" w:hint="default"/>
+      </w:rPr>
+    </w:lvl>
+    <w:lvl w:ilvl="3" w:tplc="04090001" w:tentative="1">
+      <w:start w:val="1"/>
+      <w:numFmt w:val="bullet"/>
+      <w:lvlText w:val=""/>
+      <w:lvlJc w:val="left"/>
+      <w:pPr>
+        <w:ind w:left="2880" w:hanging="360"/>
+      </w:pPr>
+      <w:rPr>
+        <w:rFonts w:ascii="Symbol" w:hAnsi="Symbol" w:hint="default"/>
+      </w:rPr>
+    </w:lvl>
+    <w:lvl w:ilvl="4" w:tplc="04090003" w:tentative="1">
+      <w:start w:val="1"/>
+      <w:numFmt w:val="bullet"/>
+      <w:lvlText w:val="o"/>
+      <w:lvlJc w:val="left"/>
+      <w:pPr>
+        <w:ind w:left="3600" w:hanging="360"/>
+      </w:pPr>
+      <w:rPr>
+        <w:rFonts w:ascii="Courier New" w:hAnsi="Courier New" w:cs="Courier New" w:hint="default"/>
+      </w:rPr>
+    </w:lvl>
+    <w:lvl w:ilvl="5" w:tplc="04090005" w:tentative="1">
+      <w:start w:val="1"/>
+      <w:numFmt w:val="bullet"/>
+      <w:lvlText w:val=""/>
+      <w:lvlJc w:val="left"/>
+      <w:pPr>
+        <w:ind w:left="4320" w:hanging="360"/>
+      </w:pPr>
+      <w:rPr>
+        <w:rFonts w:ascii="Wingdings" w:hAnsi="Wingdings" w:hint="default"/>
+      </w:rPr>
+    </w:lvl>
+    <w:lvl w:ilvl="6" w:tplc="04090001" w:tentative="1">
+      <w:start w:val="1"/>
+      <w:numFmt w:val="bullet"/>
+      <w:lvlText w:val=""/>
+      <w:lvlJc w:val="left"/>
+      <w:pPr>
+        <w:ind w:left="5040" w:hanging="360"/>
+      </w:pPr>
+      <w:rPr>
+        <w:rFonts w:ascii="Symbol" w:hAnsi="Symbol" w:hint="default"/>
+      </w:rPr>
+    </w:lvl>
+    <w:lvl w:ilvl="7" w:tplc="04090003" w:tentative="1">
+      <w:start w:val="1"/>
+      <w:numFmt w:val="bullet"/>
+      <w:lvlText w:val="o"/>
+      <w:lvlJc w:val="left"/>
+      <w:pPr>
+        <w:ind w:left="5760" w:hanging="360"/>
+      </w:pPr>
+      <w:rPr>
+        <w:rFonts w:ascii="Courier New" w:hAnsi="Courier New" w:cs="Courier New" w:hint="default"/>
+      </w:rPr>
+    </w:lvl>
+    <w:lvl w:ilvl="8" w:tplc="04090005" w:tentative="1">
+      <w:start w:val="1"/>
+      <w:numFmt w:val="bullet"/>
+      <w:lvlText w:val=""/>
+      <w:lvlJc w:val="left"/>
+      <w:pPr>
+        <w:ind w:left="6480" w:hanging="360"/>
+      </w:pPr>
+      <w:rPr>
+        <w:rFonts w:ascii="Wingdings" w:hAnsi="Wingdings" w:hint="default"/>
+      </w:rPr>
+    </w:lvl>
+  </w:abstractNum>
+  <w:abstractNum w:abstractNumId="1" w15:restartNumberingAfterBreak="0">
+    <w:nsid w:val="0BB25449"/>
+    <w:multiLevelType w:val="hybridMultilevel"/>
+    <w:tmpl w:val="9C7235C2"/>
+    <w:lvl w:ilvl="0" w:tplc="04090001">
+      <w:start w:val="1"/>
+      <w:numFmt w:val="bullet"/>
+      <w:lvlText w:val=""/>
+      <w:lvlJc w:val="left"/>
+      <w:pPr>
+        <w:ind w:left="720" w:hanging="360"/>
+      </w:pPr>
+      <w:rPr>
+        <w:rFonts w:ascii="Symbol" w:hAnsi="Symbol" w:hint="default"/>
+      </w:rPr>
+    </w:lvl>
+    <w:lvl w:ilvl="1" w:tplc="04090003" w:tentative="1">
+      <w:start w:val="1"/>
+      <w:numFmt w:val="bullet"/>
+      <w:lvlText w:val="o"/>
+      <w:lvlJc w:val="left"/>
+      <w:pPr>
+        <w:ind w:left="1440" w:hanging="360"/>
+      </w:pPr>
+      <w:rPr>
+        <w:rFonts w:ascii="Courier New" w:hAnsi="Courier New" w:cs="Courier New" w:hint="default"/>
+      </w:rPr>
+    </w:lvl>
+    <w:lvl w:ilvl="2" w:tplc="04090005" w:tentative="1">
+      <w:start w:val="1"/>
+      <w:numFmt w:val="bullet"/>
+      <w:lvlText w:val=""/>
+      <w:lvlJc w:val="left"/>
+      <w:pPr>
+        <w:ind w:left="2160" w:hanging="360"/>
+      </w:pPr>
+      <w:rPr>
+        <w:rFonts w:ascii="Wingdings" w:hAnsi="Wingdings" w:hint="default"/>
+      </w:rPr>
+    </w:lvl>
+    <w:lvl w:ilvl="3" w:tplc="04090001" w:tentative="1">
+      <w:start w:val="1"/>
+      <w:numFmt w:val="bullet"/>
+      <w:lvlText w:val=""/>
+      <w:lvlJc w:val="left"/>
+      <w:pPr>
+        <w:ind w:left="2880" w:hanging="360"/>
+      </w:pPr>
+      <w:rPr>
+        <w:rFonts w:ascii="Symbol" w:hAnsi="Symbol" w:hint="default"/>
+      </w:rPr>
+    </w:lvl>
+    <w:lvl w:ilvl="4" w:tplc="04090003" w:tentative="1">
+      <w:start w:val="1"/>
+      <w:numFmt w:val="bullet"/>
+      <w:lvlText w:val="o"/>
+      <w:lvlJc w:val="left"/>
+      <w:pPr>
+        <w:ind w:left="3600" w:hanging="360"/>
+      </w:pPr>
+      <w:rPr>
+        <w:rFonts w:ascii="Courier New" w:hAnsi="Courier New" w:cs="Courier New" w:hint="default"/>
+      </w:rPr>
+    </w:lvl>
+    <w:lvl w:ilvl="5" w:tplc="04090005" w:tentative="1">
+      <w:start w:val="1"/>
+      <w:numFmt w:val="bullet"/>
+      <w:lvlText w:val=""/>
+      <w:lvlJc w:val="left"/>
+      <w:pPr>
+        <w:ind w:left="4320" w:hanging="360"/>
+      </w:pPr>
+      <w:rPr>
+        <w:rFonts w:ascii="Wingdings" w:hAnsi="Wingdings" w:hint="default"/>
+      </w:rPr>
+    </w:lvl>
+    <w:lvl w:ilvl="6" w:tplc="04090001" w:tentative="1">
+      <w:start w:val="1"/>
+      <w:numFmt w:val="bullet"/>
+      <w:lvlText w:val=""/>
+      <w:lvlJc w:val="left"/>
+      <w:pPr>
+        <w:ind w:left="5040" w:hanging="360"/>
+      </w:pPr>
+      <w:rPr>
+        <w:rFonts w:ascii="Symbol" w:hAnsi="Symbol" w:hint="default"/>
+      </w:rPr>
+    </w:lvl>
+    <w:lvl w:ilvl="7" w:tplc="04090003" w:tentative="1">
+      <w:start w:val="1"/>
+      <w:numFmt w:val="bullet"/>
+      <w:lvlText w:val="o"/>
+      <w:lvlJc w:val="left"/>
+      <w:pPr>
+        <w:ind w:left="5760" w:hanging="360"/>
+      </w:pPr>
+      <w:rPr>
+        <w:rFonts w:ascii="Courier New" w:hAnsi="Courier New" w:cs="Courier New" w:hint="default"/>
+      </w:rPr>
+    </w:lvl>
+    <w:lvl w:ilvl="8" w:tplc="04090005" w:tentative="1">
+      <w:start w:val="1"/>
+      <w:numFmt w:val="bullet"/>
+      <w:lvlText w:val=""/>
+      <w:lvlJc w:val="left"/>
+      <w:pPr>
+        <w:ind w:left="6480" w:hanging="360"/>
+      </w:pPr>
+      <w:rPr>
+        <w:rFonts w:ascii="Wingdings" w:hAnsi="Wingdings" w:hint="default"/>
+      </w:rPr>
+    </w:lvl>
+  </w:abstractNum>
+  <w:abstractNum w:abstractNumId="2" w15:restartNumberingAfterBreak="0">
+    <w:nsid w:val="14AB2A0F"/>
+    <w:multiLevelType w:val="hybridMultilevel"/>
+    <w:tmpl w:val="7136B29C"/>
+    <w:lvl w:ilvl="0" w:tplc="04090001">
+      <w:start w:val="1"/>
+      <w:numFmt w:val="bullet"/>
+      <w:lvlText w:val=""/>
+      <w:lvlJc w:val="left"/>
+      <w:pPr>
+        <w:ind w:left="720" w:hanging="360"/>
+      </w:pPr>
+      <w:rPr>
+        <w:rFonts w:ascii="Symbol" w:hAnsi="Symbol" w:hint="default"/>
+      </w:rPr>
+    </w:lvl>
+    <w:lvl w:ilvl="1" w:tplc="04090003" w:tentative="1">
+      <w:start w:val="1"/>
+      <w:numFmt w:val="bullet"/>
+      <w:lvlText w:val="o"/>
+      <w:lvlJc w:val="left"/>
+      <w:pPr>
+        <w:ind w:left="1440" w:hanging="360"/>
+      </w:pPr>
+      <w:rPr>
+        <w:rFonts w:ascii="Courier New" w:hAnsi="Courier New" w:cs="Courier New" w:hint="default"/>
+      </w:rPr>
+    </w:lvl>
+    <w:lvl w:ilvl="2" w:tplc="04090005" w:tentative="1">
+      <w:start w:val="1"/>
+      <w:numFmt w:val="bullet"/>
+      <w:lvlText w:val=""/>
+      <w:lvlJc w:val="left"/>
+      <w:pPr>
+        <w:ind w:left="2160" w:hanging="360"/>
+      </w:pPr>
+      <w:rPr>
+        <w:rFonts w:ascii="Wingdings" w:hAnsi="Wingdings" w:hint="default"/>
+      </w:rPr>
+    </w:lvl>
+    <w:lvl w:ilvl="3" w:tplc="04090001" w:tentative="1">
+      <w:start w:val="1"/>
+      <w:numFmt w:val="bullet"/>
+      <w:lvlText w:val=""/>
+      <w:lvlJc w:val="left"/>
+      <w:pPr>
+        <w:ind w:left="2880" w:hanging="360"/>
+      </w:pPr>
+      <w:rPr>
+        <w:rFonts w:ascii="Symbol" w:hAnsi="Symbol" w:hint="default"/>
+      </w:rPr>
+    </w:lvl>
+    <w:lvl w:ilvl="4" w:tplc="04090003" w:tentative="1">
+      <w:start w:val="1"/>
+      <w:numFmt w:val="bullet"/>
+      <w:lvlText w:val="o"/>
+      <w:lvlJc w:val="left"/>
+      <w:pPr>
+        <w:ind w:left="3600" w:hanging="360"/>
+      </w:pPr>
+      <w:rPr>
+        <w:rFonts w:ascii="Courier New" w:hAnsi="Courier New" w:cs="Courier New" w:hint="default"/>
+      </w:rPr>
+    </w:lvl>
+    <w:lvl w:ilvl="5" w:tplc="04090005" w:tentative="1">
+      <w:start w:val="1"/>
+      <w:numFmt w:val="bullet"/>
+      <w:lvlText w:val=""/>
+      <w:lvlJc w:val="left"/>
+      <w:pPr>
+        <w:ind w:left="4320" w:hanging="360"/>
+      </w:pPr>
+      <w:rPr>
+        <w:rFonts w:ascii="Wingdings" w:hAnsi="Wingdings" w:hint="default"/>
+      </w:rPr>
+    </w:lvl>
+    <w:lvl w:ilvl="6" w:tplc="04090001" w:tentative="1">
+      <w:start w:val="1"/>
+      <w:numFmt w:val="bullet"/>
+      <w:lvlText w:val=""/>
+      <w:lvlJc w:val="left"/>
+      <w:pPr>
+        <w:ind w:left="5040" w:hanging="360"/>
+      </w:pPr>
+      <w:rPr>
+        <w:rFonts w:ascii="Symbol" w:hAnsi="Symbol" w:hint="default"/>
+      </w:rPr>
+    </w:lvl>
+    <w:lvl w:ilvl="7" w:tplc="04090003" w:tentative="1">
+      <w:start w:val="1"/>
+      <w:numFmt w:val="bullet"/>
+      <w:lvlText w:val="o"/>
+      <w:lvlJc w:val="left"/>
+      <w:pPr>
+        <w:ind w:left="5760" w:hanging="360"/>
+      </w:pPr>
+      <w:rPr>
+        <w:rFonts w:ascii="Courier New" w:hAnsi="Courier New" w:cs="Courier New" w:hint="default"/>
+      </w:rPr>
+    </w:lvl>
+    <w:lvl w:ilvl="8" w:tplc="04090005" w:tentative="1">
+      <w:start w:val="1"/>
+      <w:numFmt w:val="bullet"/>
+      <w:lvlText w:val=""/>
+      <w:lvlJc w:val="left"/>
+      <w:pPr>
+        <w:ind w:left="6480" w:hanging="360"/>
+      </w:pPr>
+      <w:rPr>
+        <w:rFonts w:ascii="Wingdings" w:hAnsi="Wingdings" w:hint="default"/>
+      </w:rPr>
+    </w:lvl>
+  </w:abstractNum>
+  <w:num w:numId="1" w16cid:durableId="1580672986">
+    <w:abstractNumId w:val="2"/>
+  </w:num>
+  <w:num w:numId="2" w16cid:durableId="1552183516">
+    <w:abstractNumId w:val="0"/>
+  </w:num>
+  <w:num w:numId="3" w16cid:durableId="582372830">
+    <w:abstractNumId w:val="1"/>
+  </w:num>
+</w:numbering>
 </file>
 
 <file path=word/styles.xml><?xml version="1.0" encoding="utf-8"?>
@@ -1246,7 +3031,6 @@
     <w:next w:val="Normal"/>
     <w:link w:val="Heading2Char"/>
     <w:uiPriority w:val="9"/>
-    <w:semiHidden/>
     <w:unhideWhenUsed/>
     <w:qFormat/>
     <w:rsid w:val="008A025E"/>
@@ -1269,7 +3053,6 @@
     <w:next w:val="Normal"/>
     <w:link w:val="Heading3Char"/>
     <w:uiPriority w:val="9"/>
-    <w:semiHidden/>
     <w:unhideWhenUsed/>
     <w:qFormat/>
     <w:rsid w:val="008A025E"/>
@@ -1292,7 +3075,6 @@
     <w:next w:val="Normal"/>
     <w:link w:val="Heading4Char"/>
     <w:uiPriority w:val="9"/>
-    <w:semiHidden/>
     <w:unhideWhenUsed/>
     <w:qFormat/>
     <w:rsid w:val="008A025E"/>
@@ -1421,7 +3203,6 @@
   <w:style w:type="character" w:default="1" w:styleId="DefaultParagraphFont">
     <w:name w:val="Default Paragraph Font"/>
     <w:uiPriority w:val="1"/>
-    <w:semiHidden/>
     <w:unhideWhenUsed/>
   </w:style>
   <w:style w:type="table" w:default="1" w:styleId="TableNormal">
@@ -1463,7 +3244,6 @@
     <w:basedOn w:val="DefaultParagraphFont"/>
     <w:link w:val="Heading2"/>
     <w:uiPriority w:val="9"/>
-    <w:semiHidden/>
     <w:rsid w:val="008A025E"/>
     <w:rPr>
       <w:rFonts w:asciiTheme="majorHAnsi" w:eastAsiaTheme="majorEastAsia" w:hAnsiTheme="majorHAnsi" w:cstheme="majorBidi"/>
@@ -1477,7 +3257,6 @@
     <w:basedOn w:val="DefaultParagraphFont"/>
     <w:link w:val="Heading3"/>
     <w:uiPriority w:val="9"/>
-    <w:semiHidden/>
     <w:rsid w:val="008A025E"/>
     <w:rPr>
       <w:rFonts w:eastAsiaTheme="majorEastAsia" w:cstheme="majorBidi"/>
@@ -1491,7 +3270,6 @@
     <w:basedOn w:val="DefaultParagraphFont"/>
     <w:link w:val="Heading4"/>
     <w:uiPriority w:val="9"/>
-    <w:semiHidden/>
     <w:rsid w:val="008A025E"/>
     <w:rPr>
       <w:rFonts w:eastAsiaTheme="majorEastAsia" w:cstheme="majorBidi"/>
@@ -2031,4 +3809,16 @@
     </a:ext>
   </a:extLst>
 </a:theme>
+</file>
+
+<file path=customXml/item1.xml><?xml version="1.0" encoding="utf-8"?>
+<b:Sources xmlns:b="http://schemas.openxmlformats.org/officeDocument/2006/bibliography" xmlns="http://schemas.openxmlformats.org/officeDocument/2006/bibliography" SelectedStyle="\APASixthEditionOfficeOnline.xsl" StyleName="APA" Version="6"/>
+</file>
+
+<file path=customXml/itemProps1.xml><?xml version="1.0" encoding="utf-8"?>
+<ds:datastoreItem xmlns:ds="http://schemas.openxmlformats.org/officeDocument/2006/customXml" ds:itemID="{C13BA186-93D5-478E-8A5C-960FB430108C}">
+  <ds:schemaRefs>
+    <ds:schemaRef ds:uri="http://schemas.openxmlformats.org/officeDocument/2006/bibliography"/>
+  </ds:schemaRefs>
+</ds:datastoreItem>
 </file>